--- a/manuscript/reviews for GLOPLACHA-D-25-01408.docx
+++ b/manuscript/reviews for GLOPLACHA-D-25-01408.docx
@@ -3,6 +3,15 @@
 <w:document xmlns:wpc="http://schemas.microsoft.com/office/word/2010/wordprocessingCanvas" xmlns:cx="http://schemas.microsoft.com/office/drawing/2014/chartex" xmlns:cx1="http://schemas.microsoft.com/office/drawing/2015/9/8/chartex" xmlns:cx2="http://schemas.microsoft.com/office/drawing/2015/10/21/chartex" xmlns:cx3="http://schemas.microsoft.com/office/drawing/2016/5/9/chartex" xmlns:cx4="http://schemas.microsoft.com/office/drawing/2016/5/10/chartex" xmlns:cx5="http://schemas.microsoft.com/office/drawing/2016/5/11/chartex" xmlns:cx6="http://schemas.microsoft.com/office/drawing/2016/5/12/chartex" xmlns:cx7="http://schemas.microsoft.com/office/drawing/2016/5/13/chartex" xmlns:cx8="http://schemas.microsoft.com/office/drawing/2016/5/14/chartex" xmlns:mc="http://schemas.openxmlformats.org/markup-compatibility/2006" xmlns:aink="http://schemas.microsoft.com/office/drawing/2016/ink" xmlns:am3d="http://schemas.microsoft.com/office/drawing/2017/model3d" xmlns:o="urn:schemas-microsoft-com:office:office" xmlns:oel="http://schemas.microsoft.com/office/2019/extlst" xmlns:r="http://schemas.openxmlformats.org/officeDocument/2006/relationships" xmlns:m="http://schemas.openxmlformats.org/officeDocument/2006/math" xmlns:v="urn:schemas-microsoft-com:vml" xmlns:wp14="http://schemas.microsoft.com/office/word/2010/wordprocessingDrawing" xmlns:wp="http://schemas.openxmlformats.org/drawingml/2006/wordprocessingDrawing" xmlns:w10="urn:schemas-microsoft-com:office:word" xmlns:w="http://schemas.openxmlformats.org/wordprocessingml/2006/main" xmlns:w14="http://schemas.microsoft.com/office/word/2010/wordml" xmlns:w15="http://schemas.microsoft.com/office/word/2012/wordml" xmlns:w16cex="http://schemas.microsoft.com/office/word/2018/wordml/cex" xmlns:w16cid="http://schemas.microsoft.com/office/word/2016/wordml/cid" xmlns:w16="http://schemas.microsoft.com/office/word/2018/wordml" xmlns:w16du="http://schemas.microsoft.com/office/word/2023/wordml/word16du" xmlns:w16sdtdh="http://schemas.microsoft.com/office/word/2020/wordml/sdtdatahash" xmlns:w16sdtfl="http://schemas.microsoft.com/office/word/2024/wordml/sdtformatlock" xmlns:w16se="http://schemas.microsoft.com/office/word/2015/wordml/symex" xmlns:wpg="http://schemas.microsoft.com/office/word/2010/wordprocessingGroup" xmlns:wpi="http://schemas.microsoft.com/office/word/2010/wordprocessingInk" xmlns:wne="http://schemas.microsoft.com/office/word/2006/wordml" xmlns:wps="http://schemas.microsoft.com/office/word/2010/wordprocessingShape" mc:Ignorable="w14 w15 w16se w16cid w16 w16cex w16sdtdh w16sdtfl w16du wp14">
   <w:body>
     <w:p>
+      <w:pPr>
+        <w:rPr>
+          <w:rFonts w:ascii="Segoe UI" w:hAnsi="Segoe UI" w:cs="Segoe UI"/>
+          <w:color w:val="242424"/>
+          <w:sz w:val="23"/>
+          <w:szCs w:val="23"/>
+          <w:shd w:val="clear" w:color="auto" w:fill="FFFFFF"/>
+        </w:rPr>
+      </w:pPr>
       <w:r>
         <w:rPr>
           <w:rFonts w:ascii="Segoe UI" w:hAnsi="Segoe UI" w:cs="Segoe UI"/>
@@ -533,234 +542,429 @@
           <w:szCs w:val="23"/>
           <w:shd w:val="clear" w:color="auto" w:fill="FFFFFF"/>
         </w:rPr>
-        <w:t xml:space="preserve">On the whole, I find the paper to be well-written and an excellent contribution to the debate. My comments are largely restricted to 1) typos and some slightly pedantic notes, and 2) some thoughts and suggestions regarding more fundamental pillars of the study. I have two primary concerns. 1) the strictly meridional (latitudinal) structure of the analysis. Despite the strong patterning of precipitation gradients, it does not allow for any consideration of zonal (longitudinal) variability. The risk is overinterpretation and overstating the extent and limits of the moisture-bearing systems described. I think a zonal component needs to be added to the analysis. 2) the issue of what a 14C age on fluvial or lacustrine sediments means in terms of the spatial distribution of rainfall. This is addressed, to a degree, but it does not seem to be fully implemented. The fundamental point being that an age from a locality does not mean that it rained at that locality, but only that water entered the system somewhere upstream. In the Sahara, this can be very remote indeed. It is suggested that the catchment is the minimum unit of </w:t>
-      </w:r>
-      <w:proofErr w:type="gramStart"/>
-      <w:r>
-        <w:rPr>
-          <w:rFonts w:ascii="Segoe UI" w:hAnsi="Segoe UI" w:cs="Segoe UI"/>
-          <w:color w:val="242424"/>
-          <w:sz w:val="23"/>
-          <w:szCs w:val="23"/>
-          <w:shd w:val="clear" w:color="auto" w:fill="FFFFFF"/>
-        </w:rPr>
-        <w:t>analysis</w:t>
-      </w:r>
-      <w:proofErr w:type="gramEnd"/>
-      <w:r>
-        <w:rPr>
-          <w:rFonts w:ascii="Segoe UI" w:hAnsi="Segoe UI" w:cs="Segoe UI"/>
-          <w:color w:val="242424"/>
-          <w:sz w:val="23"/>
-          <w:szCs w:val="23"/>
-          <w:shd w:val="clear" w:color="auto" w:fill="FFFFFF"/>
-        </w:rPr>
-        <w:t xml:space="preserve"> but it is not clear that this is thoroughly applied. An age can only reliably indicate that rain fell at the distal end of the catchment. It may, in fact, be the result of local rain, but in most </w:t>
-      </w:r>
-      <w:proofErr w:type="gramStart"/>
-      <w:r>
-        <w:rPr>
-          <w:rFonts w:ascii="Segoe UI" w:hAnsi="Segoe UI" w:cs="Segoe UI"/>
-          <w:color w:val="242424"/>
-          <w:sz w:val="23"/>
-          <w:szCs w:val="23"/>
-          <w:shd w:val="clear" w:color="auto" w:fill="FFFFFF"/>
-        </w:rPr>
-        <w:t>cases</w:t>
-      </w:r>
-      <w:proofErr w:type="gramEnd"/>
-      <w:r>
-        <w:rPr>
-          <w:rFonts w:ascii="Segoe UI" w:hAnsi="Segoe UI" w:cs="Segoe UI"/>
-          <w:color w:val="242424"/>
-          <w:sz w:val="23"/>
-          <w:szCs w:val="23"/>
-          <w:shd w:val="clear" w:color="auto" w:fill="FFFFFF"/>
-        </w:rPr>
-        <w:t xml:space="preserve"> this cannot be clearly established. This consideration needs to be more clearly described and integrated.</w:t>
-      </w:r>
-      <w:r>
-        <w:rPr>
-          <w:rFonts w:ascii="Segoe UI" w:hAnsi="Segoe UI" w:cs="Segoe UI"/>
-          <w:color w:val="242424"/>
-          <w:sz w:val="23"/>
-          <w:szCs w:val="23"/>
-        </w:rPr>
-        <w:br/>
-      </w:r>
-      <w:r>
-        <w:rPr>
-          <w:rFonts w:ascii="Segoe UI" w:hAnsi="Segoe UI" w:cs="Segoe UI"/>
-          <w:color w:val="242424"/>
-          <w:sz w:val="23"/>
-          <w:szCs w:val="23"/>
-        </w:rPr>
-        <w:br/>
-      </w:r>
-      <w:r>
-        <w:rPr>
-          <w:rFonts w:ascii="Segoe UI" w:hAnsi="Segoe UI" w:cs="Segoe UI"/>
-          <w:color w:val="242424"/>
-          <w:sz w:val="23"/>
-          <w:szCs w:val="23"/>
-          <w:shd w:val="clear" w:color="auto" w:fill="FFFFFF"/>
-        </w:rPr>
-        <w:t xml:space="preserve">Additionally, I would like to see </w:t>
-      </w:r>
-      <w:proofErr w:type="spellStart"/>
-      <w:r>
-        <w:rPr>
-          <w:rFonts w:ascii="Segoe UI" w:hAnsi="Segoe UI" w:cs="Segoe UI"/>
-          <w:color w:val="242424"/>
-          <w:sz w:val="23"/>
-          <w:szCs w:val="23"/>
-          <w:shd w:val="clear" w:color="auto" w:fill="FFFFFF"/>
-        </w:rPr>
-        <w:t>timeslice</w:t>
-      </w:r>
-      <w:proofErr w:type="spellEnd"/>
-      <w:r>
-        <w:rPr>
-          <w:rFonts w:ascii="Segoe UI" w:hAnsi="Segoe UI" w:cs="Segoe UI"/>
-          <w:color w:val="242424"/>
-          <w:sz w:val="23"/>
-          <w:szCs w:val="23"/>
-          <w:shd w:val="clear" w:color="auto" w:fill="FFFFFF"/>
-        </w:rPr>
-        <w:t xml:space="preserve"> figures of data, allowing lat, </w:t>
-      </w:r>
-      <w:proofErr w:type="spellStart"/>
-      <w:r>
-        <w:rPr>
-          <w:rFonts w:ascii="Segoe UI" w:hAnsi="Segoe UI" w:cs="Segoe UI"/>
-          <w:color w:val="242424"/>
-          <w:sz w:val="23"/>
-          <w:szCs w:val="23"/>
-          <w:shd w:val="clear" w:color="auto" w:fill="FFFFFF"/>
-        </w:rPr>
-        <w:t>lon</w:t>
-      </w:r>
-      <w:proofErr w:type="spellEnd"/>
-      <w:r>
-        <w:rPr>
-          <w:rFonts w:ascii="Segoe UI" w:hAnsi="Segoe UI" w:cs="Segoe UI"/>
-          <w:color w:val="242424"/>
-          <w:sz w:val="23"/>
-          <w:szCs w:val="23"/>
-          <w:shd w:val="clear" w:color="auto" w:fill="FFFFFF"/>
-        </w:rPr>
-        <w:t xml:space="preserve"> positioning of data in a series of 1ka maps. This will allow another perspective on the distribution and significance of the data.</w:t>
-      </w:r>
-      <w:r>
-        <w:rPr>
-          <w:rFonts w:ascii="Segoe UI" w:hAnsi="Segoe UI" w:cs="Segoe UI"/>
-          <w:color w:val="242424"/>
-          <w:sz w:val="23"/>
-          <w:szCs w:val="23"/>
-        </w:rPr>
-        <w:br/>
-      </w:r>
-      <w:r>
-        <w:rPr>
-          <w:rFonts w:ascii="Segoe UI" w:hAnsi="Segoe UI" w:cs="Segoe UI"/>
-          <w:color w:val="242424"/>
-          <w:sz w:val="23"/>
-          <w:szCs w:val="23"/>
-        </w:rPr>
-        <w:br/>
-      </w:r>
-      <w:r>
-        <w:rPr>
-          <w:rFonts w:ascii="Segoe UI" w:hAnsi="Segoe UI" w:cs="Segoe UI"/>
-          <w:color w:val="242424"/>
-          <w:sz w:val="23"/>
-          <w:szCs w:val="23"/>
-          <w:shd w:val="clear" w:color="auto" w:fill="FFFFFF"/>
-        </w:rPr>
-        <w:t xml:space="preserve">I note as well that for such a large dataset and sweeping question, the paper is very concise. Personally, I appreciate this, as it doesn't ramble around to get to the point. I could see, however, how some might find the Discussion and Conclusions to be shorter than anticipated, or perhaps desired. It may also be that the authors want to rework the headings a bit, as the "Discussion" </w:t>
-      </w:r>
-      <w:proofErr w:type="gramStart"/>
-      <w:r>
-        <w:rPr>
-          <w:rFonts w:ascii="Segoe UI" w:hAnsi="Segoe UI" w:cs="Segoe UI"/>
-          <w:color w:val="242424"/>
-          <w:sz w:val="23"/>
-          <w:szCs w:val="23"/>
-          <w:shd w:val="clear" w:color="auto" w:fill="FFFFFF"/>
-        </w:rPr>
-        <w:t>actually begins</w:t>
-      </w:r>
-      <w:proofErr w:type="gramEnd"/>
-      <w:r>
-        <w:rPr>
-          <w:rFonts w:ascii="Segoe UI" w:hAnsi="Segoe UI" w:cs="Segoe UI"/>
-          <w:color w:val="242424"/>
-          <w:sz w:val="23"/>
-          <w:szCs w:val="23"/>
-          <w:shd w:val="clear" w:color="auto" w:fill="FFFFFF"/>
-        </w:rPr>
-        <w:t xml:space="preserve"> in section 3. I suspect that the paper was reworked following a previous submission elsewhere, and perhaps more could be done to reshape it.</w:t>
-      </w:r>
-      <w:r>
-        <w:rPr>
-          <w:rFonts w:ascii="Segoe UI" w:hAnsi="Segoe UI" w:cs="Segoe UI"/>
-          <w:color w:val="242424"/>
-          <w:sz w:val="23"/>
-          <w:szCs w:val="23"/>
-        </w:rPr>
-        <w:br/>
-      </w:r>
-      <w:r>
-        <w:rPr>
-          <w:rFonts w:ascii="Segoe UI" w:hAnsi="Segoe UI" w:cs="Segoe UI"/>
-          <w:color w:val="242424"/>
-          <w:sz w:val="23"/>
-          <w:szCs w:val="23"/>
-        </w:rPr>
-        <w:br/>
-      </w:r>
-      <w:r>
-        <w:rPr>
-          <w:rFonts w:ascii="Segoe UI" w:hAnsi="Segoe UI" w:cs="Segoe UI"/>
-          <w:color w:val="242424"/>
-          <w:sz w:val="23"/>
-          <w:szCs w:val="23"/>
-          <w:shd w:val="clear" w:color="auto" w:fill="FFFFFF"/>
-        </w:rPr>
-        <w:t xml:space="preserve">I conclude that with relatively minor corrections the paper could be accepted as a useful contribution to Saharan </w:t>
-      </w:r>
-      <w:proofErr w:type="spellStart"/>
-      <w:r>
-        <w:rPr>
-          <w:rFonts w:ascii="Segoe UI" w:hAnsi="Segoe UI" w:cs="Segoe UI"/>
-          <w:color w:val="242424"/>
-          <w:sz w:val="23"/>
-          <w:szCs w:val="23"/>
-          <w:shd w:val="clear" w:color="auto" w:fill="FFFFFF"/>
-        </w:rPr>
-        <w:t>Palaeoscience</w:t>
-      </w:r>
-      <w:proofErr w:type="spellEnd"/>
-      <w:r>
-        <w:rPr>
-          <w:rFonts w:ascii="Segoe UI" w:hAnsi="Segoe UI" w:cs="Segoe UI"/>
-          <w:color w:val="242424"/>
-          <w:sz w:val="23"/>
-          <w:szCs w:val="23"/>
-          <w:shd w:val="clear" w:color="auto" w:fill="FFFFFF"/>
-        </w:rPr>
-        <w:t xml:space="preserve">, but question would exist over the reliability of the findings and whether or not the data had been overinterpreted. With more major revisions (more careful consideration of hydrological 14C age relationship with </w:t>
-      </w:r>
-      <w:r>
-        <w:rPr>
-          <w:rFonts w:ascii="Segoe UI" w:hAnsi="Segoe UI" w:cs="Segoe UI"/>
-          <w:color w:val="242424"/>
+        <w:t xml:space="preserve">On the whole, I find the paper to be well-written and an excellent contribution to the debate. My comments are largely restricted to 1) typos and some slightly pedantic notes, and 2) some thoughts and suggestions regarding more fundamental pillars of the study. I have two primary concerns. 1) the strictly meridional (latitudinal) structure of the analysis. Despite the strong patterning of precipitation gradients, it does not allow for any consideration of zonal (longitudinal) variability. The risk is overinterpretation and overstating the extent and limits of the moisture-bearing systems described. I think a zonal component needs to be added to the analysis. </w:t>
+      </w:r>
+    </w:p>
+    <w:p>
+      <w:pPr>
+        <w:rPr>
+          <w:rFonts w:ascii="Segoe UI" w:hAnsi="Segoe UI" w:cs="Segoe UI"/>
+          <w:color w:val="215E99" w:themeColor="text2" w:themeTint="BF"/>
+          <w:sz w:val="23"/>
+          <w:szCs w:val="23"/>
+          <w:shd w:val="clear" w:color="auto" w:fill="FFFFFF"/>
+        </w:rPr>
+      </w:pPr>
+      <w:r>
+        <w:rPr>
+          <w:rFonts w:ascii="Segoe UI" w:hAnsi="Segoe UI" w:cs="Segoe UI"/>
+          <w:color w:val="215E99" w:themeColor="text2" w:themeTint="BF"/>
+          <w:sz w:val="23"/>
+          <w:szCs w:val="23"/>
+          <w:shd w:val="clear" w:color="auto" w:fill="FFFFFF"/>
+        </w:rPr>
+        <w:t>[AT]</w:t>
+      </w:r>
+      <w:r>
+        <w:rPr>
+          <w:rFonts w:ascii="Segoe UI" w:hAnsi="Segoe UI" w:cs="Segoe UI"/>
+          <w:color w:val="215E99" w:themeColor="text2" w:themeTint="BF"/>
+          <w:sz w:val="23"/>
+          <w:szCs w:val="23"/>
+          <w:shd w:val="clear" w:color="auto" w:fill="FFFFFF"/>
+        </w:rPr>
+        <w:t xml:space="preserve"> Response 1: Shanahan et al 2015 suggest there may be a small east-west cline in the termination of the AHP</w:t>
+      </w:r>
+      <w:r>
+        <w:rPr>
+          <w:rFonts w:ascii="Segoe UI" w:hAnsi="Segoe UI" w:cs="Segoe UI"/>
+          <w:color w:val="215E99" w:themeColor="text2" w:themeTint="BF"/>
+          <w:sz w:val="23"/>
+          <w:szCs w:val="23"/>
+          <w:shd w:val="clear" w:color="auto" w:fill="FFFFFF"/>
+        </w:rPr>
+        <w:t xml:space="preserve"> due to differences in East Africa</w:t>
+      </w:r>
+      <w:r>
+        <w:rPr>
+          <w:rFonts w:ascii="Segoe UI" w:hAnsi="Segoe UI" w:cs="Segoe UI"/>
+          <w:color w:val="215E99" w:themeColor="text2" w:themeTint="BF"/>
+          <w:sz w:val="23"/>
+          <w:szCs w:val="23"/>
+          <w:shd w:val="clear" w:color="auto" w:fill="FFFFFF"/>
+        </w:rPr>
+        <w:t xml:space="preserve"> “ </w:t>
+      </w:r>
+      <w:r>
+        <w:rPr>
+          <w:rFonts w:ascii="Segoe UI" w:hAnsi="Segoe UI" w:cs="Segoe UI"/>
+          <w:i/>
+          <w:iCs/>
+          <w:color w:val="215E99" w:themeColor="text2" w:themeTint="BF"/>
+          <w:sz w:val="23"/>
+          <w:szCs w:val="23"/>
+          <w:shd w:val="clear" w:color="auto" w:fill="FFFFFF"/>
+        </w:rPr>
+        <w:t>…the data also suggest an east-west gradient in the termination of the AHP, which could reflect the relatively greater influence of the Indian Ocean on East African climate variability…”</w:t>
+      </w:r>
+      <w:r>
+        <w:rPr>
+          <w:rFonts w:ascii="Segoe UI" w:hAnsi="Segoe UI" w:cs="Segoe UI"/>
+          <w:color w:val="215E99" w:themeColor="text2" w:themeTint="BF"/>
+          <w:sz w:val="23"/>
+          <w:szCs w:val="23"/>
+          <w:shd w:val="clear" w:color="auto" w:fill="FFFFFF"/>
+        </w:rPr>
+        <w:t xml:space="preserve"> but this seems irrelevant to our data since we exclude east Africa (i.e., anything around the Nile)</w:t>
+      </w:r>
+      <w:r>
+        <w:rPr>
+          <w:rFonts w:ascii="Segoe UI" w:hAnsi="Segoe UI" w:cs="Segoe UI"/>
+          <w:color w:val="215E99" w:themeColor="text2" w:themeTint="BF"/>
+          <w:sz w:val="23"/>
+          <w:szCs w:val="23"/>
+          <w:shd w:val="clear" w:color="auto" w:fill="FFFFFF"/>
+        </w:rPr>
+        <w:t>. I suggest we perform a statistical model comparison between t</w:t>
+      </w:r>
+      <w:r>
+        <w:rPr>
+          <w:rFonts w:ascii="Segoe UI" w:hAnsi="Segoe UI" w:cs="Segoe UI"/>
+          <w:color w:val="215E99" w:themeColor="text2" w:themeTint="BF"/>
+          <w:sz w:val="23"/>
+          <w:szCs w:val="23"/>
+          <w:shd w:val="clear" w:color="auto" w:fill="FFFFFF"/>
+        </w:rPr>
+        <w:t xml:space="preserve">wo </w:t>
+      </w:r>
+      <w:r>
+        <w:rPr>
+          <w:rFonts w:ascii="Segoe UI" w:hAnsi="Segoe UI" w:cs="Segoe UI"/>
+          <w:color w:val="215E99" w:themeColor="text2" w:themeTint="BF"/>
+          <w:sz w:val="23"/>
+          <w:szCs w:val="23"/>
+          <w:shd w:val="clear" w:color="auto" w:fill="FFFFFF"/>
+        </w:rPr>
+        <w:t>competing models</w:t>
+      </w:r>
+      <w:r>
+        <w:rPr>
+          <w:rFonts w:ascii="Segoe UI" w:hAnsi="Segoe UI" w:cs="Segoe UI"/>
+          <w:color w:val="215E99" w:themeColor="text2" w:themeTint="BF"/>
+          <w:sz w:val="23"/>
+          <w:szCs w:val="23"/>
+          <w:shd w:val="clear" w:color="auto" w:fill="FFFFFF"/>
+        </w:rPr>
+        <w:t xml:space="preserve">: </w:t>
+      </w:r>
+      <w:r>
+        <w:rPr>
+          <w:rFonts w:ascii="Segoe UI" w:hAnsi="Segoe UI" w:cs="Segoe UI"/>
+          <w:color w:val="215E99" w:themeColor="text2" w:themeTint="BF"/>
+          <w:sz w:val="23"/>
+          <w:szCs w:val="23"/>
+          <w:shd w:val="clear" w:color="auto" w:fill="FFFFFF"/>
+        </w:rPr>
+        <w:t xml:space="preserve">model 1 </w:t>
+      </w:r>
+      <w:r>
+        <w:rPr>
+          <w:rFonts w:ascii="Segoe UI" w:hAnsi="Segoe UI" w:cs="Segoe UI"/>
+          <w:color w:val="215E99" w:themeColor="text2" w:themeTint="BF"/>
+          <w:sz w:val="23"/>
+          <w:szCs w:val="23"/>
+          <w:shd w:val="clear" w:color="auto" w:fill="FFFFFF"/>
+        </w:rPr>
+        <w:t>assumes the onset and termination boundary is a horizontal line moving north-south; model 2 is an angled line (an additional parameter giving the angle).</w:t>
+      </w:r>
+    </w:p>
+    <w:p>
+      <w:pPr>
+        <w:rPr>
+          <w:rFonts w:ascii="Segoe UI" w:hAnsi="Segoe UI" w:cs="Segoe UI"/>
+          <w:color w:val="242424"/>
+          <w:sz w:val="23"/>
+          <w:szCs w:val="23"/>
+          <w:shd w:val="clear" w:color="auto" w:fill="FFFFFF"/>
+        </w:rPr>
+      </w:pPr>
+      <w:r>
+        <w:rPr>
+          <w:rFonts w:ascii="Segoe UI" w:hAnsi="Segoe UI" w:cs="Segoe UI"/>
+          <w:color w:val="242424"/>
+          <w:sz w:val="23"/>
+          <w:szCs w:val="23"/>
+          <w:shd w:val="clear" w:color="auto" w:fill="FFFFFF"/>
+        </w:rPr>
+        <w:t>2) the issue of what a 14C age on fluvial or lacustrine sediments means in terms of the spatial distribution of rainfall. This is addressed, to a degree, but it does not seem to be fully implemented. The fundamental point being that an age from a locality does not mean that it rained at that locality, but only that water entered the system somewhere upstream. In the Sahara, this can be very remote indeed. It is suggested that the catchment is the minimum unit of analysis but it is not clear that this is thoroughly applied. An age can only reliably indicate that rain fell at the distal end of the catchment. It may, in fact, be the result of local rain, but in most cases this cannot be clearly established. This consideration needs to be more clearly described and integrated.</w:t>
+      </w:r>
+    </w:p>
+    <w:p>
+      <w:pPr>
+        <w:rPr>
+          <w:rFonts w:ascii="Segoe UI" w:hAnsi="Segoe UI" w:cs="Segoe UI"/>
+          <w:color w:val="242424"/>
+          <w:sz w:val="23"/>
+          <w:szCs w:val="23"/>
+          <w:shd w:val="clear" w:color="auto" w:fill="FFFFFF"/>
+        </w:rPr>
+      </w:pPr>
+      <w:r>
+        <w:rPr>
+          <w:rFonts w:ascii="Segoe UI" w:hAnsi="Segoe UI" w:cs="Segoe UI"/>
+          <w:color w:val="215E99" w:themeColor="text2" w:themeTint="BF"/>
+          <w:sz w:val="23"/>
+          <w:szCs w:val="23"/>
+          <w:shd w:val="clear" w:color="auto" w:fill="FFFFFF"/>
+        </w:rPr>
+        <w:t>[AT]</w:t>
+      </w:r>
+      <w:r>
+        <w:rPr>
+          <w:rFonts w:ascii="Segoe UI" w:hAnsi="Segoe UI" w:cs="Segoe UI"/>
+          <w:color w:val="215E99" w:themeColor="text2" w:themeTint="BF"/>
+          <w:sz w:val="23"/>
+          <w:szCs w:val="23"/>
+          <w:shd w:val="clear" w:color="auto" w:fill="FFFFFF"/>
+        </w:rPr>
+        <w:t xml:space="preserve"> Response </w:t>
+      </w:r>
+      <w:r>
+        <w:rPr>
+          <w:rFonts w:ascii="Segoe UI" w:hAnsi="Segoe UI" w:cs="Segoe UI"/>
+          <w:color w:val="215E99" w:themeColor="text2" w:themeTint="BF"/>
+          <w:sz w:val="23"/>
+          <w:szCs w:val="23"/>
+          <w:shd w:val="clear" w:color="auto" w:fill="FFFFFF"/>
+        </w:rPr>
+        <w:t>2</w:t>
+      </w:r>
+      <w:r>
+        <w:rPr>
+          <w:rFonts w:ascii="Segoe UI" w:hAnsi="Segoe UI" w:cs="Segoe UI"/>
+          <w:color w:val="215E99" w:themeColor="text2" w:themeTint="BF"/>
+          <w:sz w:val="23"/>
+          <w:szCs w:val="23"/>
+          <w:shd w:val="clear" w:color="auto" w:fill="FFFFFF"/>
+        </w:rPr>
+        <w:t>:</w:t>
+      </w:r>
+      <w:r>
+        <w:rPr>
+          <w:rFonts w:ascii="Segoe UI" w:hAnsi="Segoe UI" w:cs="Segoe UI"/>
+          <w:color w:val="215E99" w:themeColor="text2" w:themeTint="BF"/>
+          <w:sz w:val="23"/>
+          <w:szCs w:val="23"/>
+          <w:shd w:val="clear" w:color="auto" w:fill="FFFFFF"/>
+        </w:rPr>
+        <w:t xml:space="preserve"> I agree this is a major problem with no easy solution. Catchment areas merely represent areas where rain in any part of the catchment flows to the same point. Wetness in one part of a catchment does not mean the whole catchment had rain. I investigated which available tools might allow us to easily use a DEM to simulate rainfall, and predict where the water flows to (to directly compare to our data), but I had very little success finding such tools and I fear this is a very difficult task. Instead I suggest </w:t>
+      </w:r>
+      <w:r>
+        <w:rPr>
+          <w:rFonts w:ascii="Segoe UI" w:hAnsi="Segoe UI" w:cs="Segoe UI"/>
+          <w:color w:val="215E99" w:themeColor="text2" w:themeTint="BF"/>
+          <w:sz w:val="23"/>
+          <w:szCs w:val="23"/>
+          <w:shd w:val="clear" w:color="auto" w:fill="FFFFFF"/>
+        </w:rPr>
+        <w:t xml:space="preserve">we more heavily caveat our key assumptions that our data evidence of wetness is a proxy for </w:t>
+      </w:r>
+      <w:r>
+        <w:rPr>
+          <w:rFonts w:ascii="Segoe UI" w:hAnsi="Segoe UI" w:cs="Segoe UI"/>
+          <w:color w:val="215E99" w:themeColor="text2" w:themeTint="BF"/>
           <w:sz w:val="23"/>
           <w:szCs w:val="23"/>
           <w:shd w:val="clear" w:color="auto" w:fill="FFFFFF"/>
         </w:rPr>
         <w:lastRenderedPageBreak/>
-        <w:t>catchment size and dynamics, consideration of zonal and not just meridional patterns) I think it would be a much more satisfying and valuable contribution.</w:t>
+        <w:t>local rain.</w:t>
+      </w:r>
+      <w:r>
+        <w:rPr>
+          <w:rFonts w:ascii="Segoe UI" w:hAnsi="Segoe UI" w:cs="Segoe UI"/>
+          <w:color w:val="242424"/>
+          <w:sz w:val="23"/>
+          <w:szCs w:val="23"/>
+        </w:rPr>
+        <w:br/>
+      </w:r>
+      <w:r>
+        <w:rPr>
+          <w:rFonts w:ascii="Segoe UI" w:hAnsi="Segoe UI" w:cs="Segoe UI"/>
+          <w:color w:val="242424"/>
+          <w:sz w:val="23"/>
+          <w:szCs w:val="23"/>
+        </w:rPr>
+        <w:br/>
+      </w:r>
+      <w:r>
+        <w:rPr>
+          <w:rFonts w:ascii="Segoe UI" w:hAnsi="Segoe UI" w:cs="Segoe UI"/>
+          <w:color w:val="242424"/>
+          <w:sz w:val="23"/>
+          <w:szCs w:val="23"/>
+          <w:shd w:val="clear" w:color="auto" w:fill="FFFFFF"/>
+        </w:rPr>
+        <w:t>Additionally, I would like to see timeslice figures of data, allowing lat, lon positioning of data in a series of 1ka maps. This will allow another perspective on the distribution and significance of the data.</w:t>
+      </w:r>
+    </w:p>
+    <w:p>
+      <w:pPr>
+        <w:rPr>
+          <w:rFonts w:ascii="Segoe UI" w:hAnsi="Segoe UI" w:cs="Segoe UI"/>
+          <w:color w:val="242424"/>
+          <w:sz w:val="23"/>
+          <w:szCs w:val="23"/>
+          <w:shd w:val="clear" w:color="auto" w:fill="FFFFFF"/>
+        </w:rPr>
+      </w:pPr>
+      <w:r>
+        <w:rPr>
+          <w:rFonts w:ascii="Segoe UI" w:hAnsi="Segoe UI" w:cs="Segoe UI"/>
+          <w:color w:val="215E99" w:themeColor="text2" w:themeTint="BF"/>
+          <w:sz w:val="23"/>
+          <w:szCs w:val="23"/>
+          <w:shd w:val="clear" w:color="auto" w:fill="FFFFFF"/>
+        </w:rPr>
+        <w:t>[AT]</w:t>
+      </w:r>
+      <w:r>
+        <w:rPr>
+          <w:rFonts w:ascii="Segoe UI" w:hAnsi="Segoe UI" w:cs="Segoe UI"/>
+          <w:color w:val="215E99" w:themeColor="text2" w:themeTint="BF"/>
+          <w:sz w:val="23"/>
+          <w:szCs w:val="23"/>
+          <w:shd w:val="clear" w:color="auto" w:fill="FFFFFF"/>
+        </w:rPr>
+        <w:t xml:space="preserve"> Response </w:t>
+      </w:r>
+      <w:r>
+        <w:rPr>
+          <w:rFonts w:ascii="Segoe UI" w:hAnsi="Segoe UI" w:cs="Segoe UI"/>
+          <w:color w:val="215E99" w:themeColor="text2" w:themeTint="BF"/>
+          <w:sz w:val="23"/>
+          <w:szCs w:val="23"/>
+          <w:shd w:val="clear" w:color="auto" w:fill="FFFFFF"/>
+        </w:rPr>
+        <w:t>3: Reasonably easy to do, and should probably be done anyway. Maybe best to use a kernel density approach of the ‘wet’ radiocarbon dates, overlayed on the catchments. I can investigate a cross-validation approach to choosing the bandwidth for the kernels.</w:t>
+      </w:r>
+      <w:r>
+        <w:rPr>
+          <w:rFonts w:ascii="Segoe UI" w:hAnsi="Segoe UI" w:cs="Segoe UI"/>
+          <w:color w:val="242424"/>
+          <w:sz w:val="23"/>
+          <w:szCs w:val="23"/>
+        </w:rPr>
+        <w:br/>
+      </w:r>
+      <w:r>
+        <w:rPr>
+          <w:rFonts w:ascii="Segoe UI" w:hAnsi="Segoe UI" w:cs="Segoe UI"/>
+          <w:color w:val="242424"/>
+          <w:sz w:val="23"/>
+          <w:szCs w:val="23"/>
+        </w:rPr>
+        <w:br/>
+      </w:r>
+      <w:r>
+        <w:rPr>
+          <w:rFonts w:ascii="Segoe UI" w:hAnsi="Segoe UI" w:cs="Segoe UI"/>
+          <w:color w:val="242424"/>
+          <w:sz w:val="23"/>
+          <w:szCs w:val="23"/>
+          <w:shd w:val="clear" w:color="auto" w:fill="FFFFFF"/>
+        </w:rPr>
+        <w:t>I note as well that for such a large dataset and sweeping question, the paper is very concise. Personally, I appreciate this, as it doesn't ramble around to get to the point. I could see, however, how some might find the Discussion and Conclusions to be shorter than anticipated, or perhaps desired. It may also be that the authors want to rework the headings a bit, as the "Discussion" actually begins in section 3. I suspect that the paper was reworked following a previous submission elsewhere, and perhaps more could be done to reshape it.</w:t>
+      </w:r>
+    </w:p>
+    <w:p>
+      <w:pPr>
+        <w:rPr>
+          <w:rFonts w:ascii="Segoe UI" w:hAnsi="Segoe UI" w:cs="Segoe UI"/>
+          <w:color w:val="242424"/>
+          <w:sz w:val="23"/>
+          <w:szCs w:val="23"/>
+          <w:shd w:val="clear" w:color="auto" w:fill="FFFFFF"/>
+        </w:rPr>
+      </w:pPr>
+      <w:r>
+        <w:rPr>
+          <w:rFonts w:ascii="Segoe UI" w:hAnsi="Segoe UI" w:cs="Segoe UI"/>
+          <w:color w:val="215E99" w:themeColor="text2" w:themeTint="BF"/>
+          <w:sz w:val="23"/>
+          <w:szCs w:val="23"/>
+          <w:shd w:val="clear" w:color="auto" w:fill="FFFFFF"/>
+        </w:rPr>
+        <w:t>[AT]</w:t>
+      </w:r>
+      <w:r>
+        <w:rPr>
+          <w:rFonts w:ascii="Segoe UI" w:hAnsi="Segoe UI" w:cs="Segoe UI"/>
+          <w:color w:val="215E99" w:themeColor="text2" w:themeTint="BF"/>
+          <w:sz w:val="23"/>
+          <w:szCs w:val="23"/>
+          <w:shd w:val="clear" w:color="auto" w:fill="FFFFFF"/>
+        </w:rPr>
+        <w:t xml:space="preserve"> Response </w:t>
+      </w:r>
+      <w:r>
+        <w:rPr>
+          <w:rFonts w:ascii="Segoe UI" w:hAnsi="Segoe UI" w:cs="Segoe UI"/>
+          <w:color w:val="215E99" w:themeColor="text2" w:themeTint="BF"/>
+          <w:sz w:val="23"/>
+          <w:szCs w:val="23"/>
+          <w:shd w:val="clear" w:color="auto" w:fill="FFFFFF"/>
+        </w:rPr>
+        <w:t>4</w:t>
+      </w:r>
+      <w:r>
+        <w:rPr>
+          <w:rFonts w:ascii="Segoe UI" w:hAnsi="Segoe UI" w:cs="Segoe UI"/>
+          <w:color w:val="215E99" w:themeColor="text2" w:themeTint="BF"/>
+          <w:sz w:val="23"/>
+          <w:szCs w:val="23"/>
+          <w:shd w:val="clear" w:color="auto" w:fill="FFFFFF"/>
+        </w:rPr>
+        <w:t>:</w:t>
+      </w:r>
+      <w:r>
+        <w:rPr>
+          <w:rFonts w:ascii="Segoe UI" w:hAnsi="Segoe UI" w:cs="Segoe UI"/>
+          <w:color w:val="215E99" w:themeColor="text2" w:themeTint="BF"/>
+          <w:sz w:val="23"/>
+          <w:szCs w:val="23"/>
+          <w:shd w:val="clear" w:color="auto" w:fill="FFFFFF"/>
+        </w:rPr>
+        <w:t xml:space="preserve"> Good advice.</w:t>
+      </w:r>
+      <w:r>
+        <w:rPr>
+          <w:rFonts w:ascii="Segoe UI" w:hAnsi="Segoe UI" w:cs="Segoe UI"/>
+          <w:color w:val="242424"/>
+          <w:sz w:val="23"/>
+          <w:szCs w:val="23"/>
+        </w:rPr>
+        <w:br/>
+      </w:r>
+      <w:r>
+        <w:rPr>
+          <w:rFonts w:ascii="Segoe UI" w:hAnsi="Segoe UI" w:cs="Segoe UI"/>
+          <w:color w:val="242424"/>
+          <w:sz w:val="23"/>
+          <w:szCs w:val="23"/>
+        </w:rPr>
+        <w:br/>
+      </w:r>
+      <w:r>
+        <w:rPr>
+          <w:rFonts w:ascii="Segoe UI" w:hAnsi="Segoe UI" w:cs="Segoe UI"/>
+          <w:color w:val="242424"/>
+          <w:sz w:val="23"/>
+          <w:szCs w:val="23"/>
+          <w:shd w:val="clear" w:color="auto" w:fill="FFFFFF"/>
+        </w:rPr>
+        <w:t>I conclude that with relatively minor corrections the paper could be accepted as a useful contribution to Saharan Palaeoscience, but question would exist over the reliability of the findings and whether or not the data had been overinterpreted. With more major revisions (more careful consideration of hydrological 14C age relationship with catchment size and dynamics, consideration of zonal and not just meridional patterns) I think it would be a much more satisfying and valuable contribution.</w:t>
       </w:r>
       <w:r>
         <w:rPr>
@@ -825,29 +1029,7 @@
           <w:szCs w:val="23"/>
           <w:shd w:val="clear" w:color="auto" w:fill="FFFFFF"/>
         </w:rPr>
-        <w:t xml:space="preserve">TITLE: "Hydro-ecology of the Holocene Green Sahara reveals persistent aridity" could easily be misread. The data presented does not indicate that the Sahara was persistently arid throughout the Holocene. As this is not a Nature paper, the character limit is less </w:t>
-      </w:r>
-      <w:proofErr w:type="gramStart"/>
-      <w:r>
-        <w:rPr>
-          <w:rFonts w:ascii="Segoe UI" w:hAnsi="Segoe UI" w:cs="Segoe UI"/>
-          <w:color w:val="242424"/>
-          <w:sz w:val="23"/>
-          <w:szCs w:val="23"/>
-          <w:shd w:val="clear" w:color="auto" w:fill="FFFFFF"/>
-        </w:rPr>
-        <w:t>strict</w:t>
-      </w:r>
-      <w:proofErr w:type="gramEnd"/>
-      <w:r>
-        <w:rPr>
-          <w:rFonts w:ascii="Segoe UI" w:hAnsi="Segoe UI" w:cs="Segoe UI"/>
-          <w:color w:val="242424"/>
-          <w:sz w:val="23"/>
-          <w:szCs w:val="23"/>
-          <w:shd w:val="clear" w:color="auto" w:fill="FFFFFF"/>
-        </w:rPr>
-        <w:t xml:space="preserve"> and the title should be made to be a bit clearer. Also, here and throughout "aridity" is not well defined. It is often used in a relative sense, as in this period/place was more arid, but in regions such as the Sahara it is often more a question of 'How dry was dry?'.</w:t>
+        <w:t>TITLE: "Hydro-ecology of the Holocene Green Sahara reveals persistent aridity" could easily be misread. The data presented does not indicate that the Sahara was persistently arid throughout the Holocene. As this is not a Nature paper, the character limit is less strict and the title should be made to be a bit clearer. Also, here and throughout "aridity" is not well defined. It is often used in a relative sense, as in this period/place was more arid, but in regions such as the Sahara it is often more a question of 'How dry was dry?'.</w:t>
       </w:r>
       <w:r>
         <w:rPr>
@@ -922,167 +1104,46 @@
           <w:szCs w:val="23"/>
           <w:shd w:val="clear" w:color="auto" w:fill="FFFFFF"/>
         </w:rPr>
-        <w:t xml:space="preserve">Line 60: </w:t>
-      </w:r>
-      <w:proofErr w:type="spellStart"/>
-      <w:r>
-        <w:rPr>
-          <w:rFonts w:ascii="Segoe UI" w:hAnsi="Segoe UI" w:cs="Segoe UI"/>
-          <w:color w:val="242424"/>
-          <w:sz w:val="23"/>
-          <w:szCs w:val="23"/>
-          <w:shd w:val="clear" w:color="auto" w:fill="FFFFFF"/>
-        </w:rPr>
-        <w:t>deMenocal</w:t>
-      </w:r>
-      <w:proofErr w:type="spellEnd"/>
-      <w:r>
-        <w:rPr>
-          <w:rFonts w:ascii="Segoe UI" w:hAnsi="Segoe UI" w:cs="Segoe UI"/>
-          <w:color w:val="242424"/>
-          <w:sz w:val="23"/>
-          <w:szCs w:val="23"/>
-          <w:shd w:val="clear" w:color="auto" w:fill="FFFFFF"/>
-        </w:rPr>
-        <w:t xml:space="preserve"> (not </w:t>
-      </w:r>
-      <w:proofErr w:type="spellStart"/>
-      <w:r>
-        <w:rPr>
-          <w:rFonts w:ascii="Segoe UI" w:hAnsi="Segoe UI" w:cs="Segoe UI"/>
-          <w:color w:val="242424"/>
-          <w:sz w:val="23"/>
-          <w:szCs w:val="23"/>
-          <w:shd w:val="clear" w:color="auto" w:fill="FFFFFF"/>
-        </w:rPr>
-        <w:t>Demenocal</w:t>
-      </w:r>
-      <w:proofErr w:type="spellEnd"/>
-      <w:r>
-        <w:rPr>
-          <w:rFonts w:ascii="Segoe UI" w:hAnsi="Segoe UI" w:cs="Segoe UI"/>
-          <w:color w:val="242424"/>
-          <w:sz w:val="23"/>
-          <w:szCs w:val="23"/>
-          <w:shd w:val="clear" w:color="auto" w:fill="FFFFFF"/>
-        </w:rPr>
-        <w:t xml:space="preserve">) did perhaps define and label the AHP as we know it, but identification of this dynamic goes back at least to Street &amp; Grove (1976), and subsequently Nicholson &amp; </w:t>
-      </w:r>
-      <w:proofErr w:type="spellStart"/>
-      <w:r>
-        <w:rPr>
-          <w:rFonts w:ascii="Segoe UI" w:hAnsi="Segoe UI" w:cs="Segoe UI"/>
-          <w:color w:val="242424"/>
-          <w:sz w:val="23"/>
-          <w:szCs w:val="23"/>
-          <w:shd w:val="clear" w:color="auto" w:fill="FFFFFF"/>
-        </w:rPr>
-        <w:t>Flohn</w:t>
-      </w:r>
-      <w:proofErr w:type="spellEnd"/>
-      <w:r>
-        <w:rPr>
-          <w:rFonts w:ascii="Segoe UI" w:hAnsi="Segoe UI" w:cs="Segoe UI"/>
-          <w:color w:val="242424"/>
-          <w:sz w:val="23"/>
-          <w:szCs w:val="23"/>
-          <w:shd w:val="clear" w:color="auto" w:fill="FFFFFF"/>
-        </w:rPr>
-        <w:t xml:space="preserve"> (1980), Ritchie et al. (1985), etc. </w:t>
-      </w:r>
-      <w:proofErr w:type="spellStart"/>
-      <w:r>
-        <w:rPr>
-          <w:rFonts w:ascii="Segoe UI" w:hAnsi="Segoe UI" w:cs="Segoe UI"/>
-          <w:color w:val="242424"/>
-          <w:sz w:val="23"/>
-          <w:szCs w:val="23"/>
-          <w:shd w:val="clear" w:color="auto" w:fill="FFFFFF"/>
-        </w:rPr>
-        <w:t>deMenocal</w:t>
-      </w:r>
-      <w:proofErr w:type="spellEnd"/>
-      <w:r>
-        <w:rPr>
-          <w:rFonts w:ascii="Segoe UI" w:hAnsi="Segoe UI" w:cs="Segoe UI"/>
-          <w:color w:val="242424"/>
-          <w:sz w:val="23"/>
-          <w:szCs w:val="23"/>
-          <w:shd w:val="clear" w:color="auto" w:fill="FFFFFF"/>
-        </w:rPr>
-        <w:t xml:space="preserve"> would be more accurately cited for the idea of an abrupt termination and tipping point. It would be proper to get back and cite those earlier pioneers who in fact addressed the AHP phenomenon/concept.</w:t>
-      </w:r>
-      <w:r>
-        <w:rPr>
-          <w:rFonts w:ascii="Segoe UI" w:hAnsi="Segoe UI" w:cs="Segoe UI"/>
-          <w:color w:val="242424"/>
-          <w:sz w:val="23"/>
-          <w:szCs w:val="23"/>
-        </w:rPr>
-        <w:br/>
-      </w:r>
-      <w:r>
-        <w:rPr>
-          <w:rFonts w:ascii="Segoe UI" w:hAnsi="Segoe UI" w:cs="Segoe UI"/>
-          <w:color w:val="242424"/>
-          <w:sz w:val="23"/>
-          <w:szCs w:val="23"/>
-        </w:rPr>
-        <w:br/>
-      </w:r>
-      <w:r>
-        <w:rPr>
-          <w:rFonts w:ascii="Segoe UI" w:hAnsi="Segoe UI" w:cs="Segoe UI"/>
-          <w:color w:val="242424"/>
-          <w:sz w:val="23"/>
-          <w:szCs w:val="23"/>
-          <w:shd w:val="clear" w:color="auto" w:fill="FFFFFF"/>
-        </w:rPr>
-        <w:t xml:space="preserve">Line 61: The end of the AHP cannot </w:t>
-      </w:r>
-      <w:proofErr w:type="gramStart"/>
-      <w:r>
-        <w:rPr>
-          <w:rFonts w:ascii="Segoe UI" w:hAnsi="Segoe UI" w:cs="Segoe UI"/>
-          <w:color w:val="242424"/>
-          <w:sz w:val="23"/>
-          <w:szCs w:val="23"/>
-          <w:shd w:val="clear" w:color="auto" w:fill="FFFFFF"/>
-        </w:rPr>
-        <w:t>be considered to be</w:t>
-      </w:r>
-      <w:proofErr w:type="gramEnd"/>
-      <w:r>
-        <w:rPr>
-          <w:rFonts w:ascii="Segoe UI" w:hAnsi="Segoe UI" w:cs="Segoe UI"/>
-          <w:color w:val="242424"/>
-          <w:sz w:val="23"/>
-          <w:szCs w:val="23"/>
-          <w:shd w:val="clear" w:color="auto" w:fill="FFFFFF"/>
-        </w:rPr>
-        <w:t xml:space="preserve"> universally abrupt or a tipping-point. In some records this does appear to be the case (e.g. ODP 658C, Tanganyika), but elsewhere a more gradual transition is apparent (e.g. GeoB4901-8, Barombi-Mbo) while still elsewhere the structure is still more complex (</w:t>
-      </w:r>
-      <w:proofErr w:type="spellStart"/>
-      <w:r>
-        <w:rPr>
-          <w:rFonts w:ascii="Segoe UI" w:hAnsi="Segoe UI" w:cs="Segoe UI"/>
-          <w:color w:val="242424"/>
-          <w:sz w:val="23"/>
-          <w:szCs w:val="23"/>
-          <w:shd w:val="clear" w:color="auto" w:fill="FFFFFF"/>
-        </w:rPr>
-        <w:t>Bosumtwi</w:t>
-      </w:r>
-      <w:proofErr w:type="spellEnd"/>
-      <w:r>
-        <w:rPr>
-          <w:rFonts w:ascii="Segoe UI" w:hAnsi="Segoe UI" w:cs="Segoe UI"/>
-          <w:color w:val="242424"/>
-          <w:sz w:val="23"/>
-          <w:szCs w:val="23"/>
-          <w:shd w:val="clear" w:color="auto" w:fill="FFFFFF"/>
-        </w:rPr>
-        <w:t>, GeoB6518-1). Indeed, the extent to which - and the regional expression of where - it is a tipping point is still a matter of discussion. In any case, I don't think it is correct to call it the 'most recent dramatic example' of a tipping-point, even if that phrasing is vague. It is a question of scale and where you look, but in any case I don't think there is any point to being too hyperbolic.</w:t>
+        <w:t xml:space="preserve">Line 60: deMenocal (not Demenocal) did perhaps define and label the AHP as we know </w:t>
+      </w:r>
+      <w:r>
+        <w:rPr>
+          <w:rFonts w:ascii="Segoe UI" w:hAnsi="Segoe UI" w:cs="Segoe UI"/>
+          <w:color w:val="242424"/>
+          <w:sz w:val="23"/>
+          <w:szCs w:val="23"/>
+          <w:shd w:val="clear" w:color="auto" w:fill="FFFFFF"/>
+        </w:rPr>
+        <w:lastRenderedPageBreak/>
+        <w:t>it, but identification of this dynamic goes back at least to Street &amp; Grove (1976), and subsequently Nicholson &amp; Flohn (1980), Ritchie et al. (1985), etc. deMenocal would be more accurately cited for the idea of an abrupt termination and tipping point. It would be proper to get back and cite those earlier pioneers who in fact addressed the AHP phenomenon/concept.</w:t>
+      </w:r>
+      <w:r>
+        <w:rPr>
+          <w:rFonts w:ascii="Segoe UI" w:hAnsi="Segoe UI" w:cs="Segoe UI"/>
+          <w:color w:val="242424"/>
+          <w:sz w:val="23"/>
+          <w:szCs w:val="23"/>
+        </w:rPr>
+        <w:br/>
+      </w:r>
+      <w:r>
+        <w:rPr>
+          <w:rFonts w:ascii="Segoe UI" w:hAnsi="Segoe UI" w:cs="Segoe UI"/>
+          <w:color w:val="242424"/>
+          <w:sz w:val="23"/>
+          <w:szCs w:val="23"/>
+        </w:rPr>
+        <w:br/>
+      </w:r>
+      <w:r>
+        <w:rPr>
+          <w:rFonts w:ascii="Segoe UI" w:hAnsi="Segoe UI" w:cs="Segoe UI"/>
+          <w:color w:val="242424"/>
+          <w:sz w:val="23"/>
+          <w:szCs w:val="23"/>
+          <w:shd w:val="clear" w:color="auto" w:fill="FFFFFF"/>
+        </w:rPr>
+        <w:t>Line 61: The end of the AHP cannot be considered to be universally abrupt or a tipping-point. In some records this does appear to be the case (e.g. ODP 658C, Tanganyika), but elsewhere a more gradual transition is apparent (e.g. GeoB4901-8, Barombi-Mbo) while still elsewhere the structure is still more complex (Bosumtwi, GeoB6518-1). Indeed, the extent to which - and the regional expression of where - it is a tipping point is still a matter of discussion. In any case, I don't think it is correct to call it the 'most recent dramatic example' of a tipping-point, even if that phrasing is vague. It is a question of scale and where you look, but in any case I don't think there is any point to being too hyperbolic.</w:t>
       </w:r>
       <w:r>
         <w:rPr>
@@ -1184,6 +1245,118 @@
           <w:sz w:val="23"/>
           <w:szCs w:val="23"/>
         </w:rPr>
+        <w:br/>
+      </w:r>
+      <w:r>
+        <w:rPr>
+          <w:rFonts w:ascii="Segoe UI" w:hAnsi="Segoe UI" w:cs="Segoe UI"/>
+          <w:color w:val="242424"/>
+          <w:sz w:val="23"/>
+          <w:szCs w:val="23"/>
+          <w:shd w:val="clear" w:color="auto" w:fill="FFFFFF"/>
+        </w:rPr>
+        <w:t>Line 99: Here and elsewhere, when the author is referred to directly in the text, the name should be excluded form the citation, which is then only the year of the paper. Reference managers allow this format change.</w:t>
+      </w:r>
+      <w:r>
+        <w:rPr>
+          <w:rFonts w:ascii="Segoe UI" w:hAnsi="Segoe UI" w:cs="Segoe UI"/>
+          <w:color w:val="242424"/>
+          <w:sz w:val="23"/>
+          <w:szCs w:val="23"/>
+        </w:rPr>
+        <w:br/>
+      </w:r>
+      <w:r>
+        <w:rPr>
+          <w:rFonts w:ascii="Segoe UI" w:hAnsi="Segoe UI" w:cs="Segoe UI"/>
+          <w:color w:val="242424"/>
+          <w:sz w:val="23"/>
+          <w:szCs w:val="23"/>
+        </w:rPr>
+        <w:br/>
+      </w:r>
+      <w:r>
+        <w:rPr>
+          <w:rFonts w:ascii="Segoe UI" w:hAnsi="Segoe UI" w:cs="Segoe UI"/>
+          <w:color w:val="242424"/>
+          <w:sz w:val="23"/>
+          <w:szCs w:val="23"/>
+          <w:shd w:val="clear" w:color="auto" w:fill="FFFFFF"/>
+        </w:rPr>
+        <w:t>Line 143: Good to have a date for the Cheddadi reference here, even if it is in next sentence. Also, the data that they reference to infer the spatial extent noted here is from papers by Jolly et al. and Harrison et al., so probably good to be specific and attribute that to the original source, even if Cheddadi et al. use it. Indeed, that these papers are more than 25 years old does add an important grain of salt...</w:t>
+      </w:r>
+      <w:r>
+        <w:rPr>
+          <w:rFonts w:ascii="Segoe UI" w:hAnsi="Segoe UI" w:cs="Segoe UI"/>
+          <w:color w:val="242424"/>
+          <w:sz w:val="23"/>
+          <w:szCs w:val="23"/>
+        </w:rPr>
+        <w:br/>
+      </w:r>
+      <w:r>
+        <w:rPr>
+          <w:rFonts w:ascii="Segoe UI" w:hAnsi="Segoe UI" w:cs="Segoe UI"/>
+          <w:color w:val="242424"/>
+          <w:sz w:val="23"/>
+          <w:szCs w:val="23"/>
+        </w:rPr>
+        <w:br/>
+      </w:r>
+      <w:r>
+        <w:rPr>
+          <w:rFonts w:ascii="Segoe UI" w:hAnsi="Segoe UI" w:cs="Segoe UI"/>
+          <w:color w:val="242424"/>
+          <w:sz w:val="23"/>
+          <w:szCs w:val="23"/>
+          <w:shd w:val="clear" w:color="auto" w:fill="FFFFFF"/>
+        </w:rPr>
+        <w:t>SECTION 1.2: "Abruptness" strikes me as a slightly off way to describe a period. The onset or termination, rather, can be abrupt.</w:t>
+      </w:r>
+      <w:r>
+        <w:rPr>
+          <w:rFonts w:ascii="Segoe UI" w:hAnsi="Segoe UI" w:cs="Segoe UI"/>
+          <w:color w:val="242424"/>
+          <w:sz w:val="23"/>
+          <w:szCs w:val="23"/>
+        </w:rPr>
+        <w:br/>
+      </w:r>
+      <w:r>
+        <w:rPr>
+          <w:rFonts w:ascii="Segoe UI" w:hAnsi="Segoe UI" w:cs="Segoe UI"/>
+          <w:color w:val="242424"/>
+          <w:sz w:val="23"/>
+          <w:szCs w:val="23"/>
+        </w:rPr>
+        <w:br/>
+      </w:r>
+      <w:r>
+        <w:rPr>
+          <w:rFonts w:ascii="Segoe UI" w:hAnsi="Segoe UI" w:cs="Segoe UI"/>
+          <w:color w:val="242424"/>
+          <w:sz w:val="23"/>
+          <w:szCs w:val="23"/>
+          <w:shd w:val="clear" w:color="auto" w:fill="FFFFFF"/>
+        </w:rPr>
+        <w:t>Line 158: Is it known that these records represent "'Saharan' climate change"? They represent changes in parts of the Sahara, but considering the vast spatial extent of the Sahara, I would hesitate to say there was anything like a single record for "Saharan climate".</w:t>
+      </w:r>
+      <w:r>
+        <w:rPr>
+          <w:rFonts w:ascii="Segoe UI" w:hAnsi="Segoe UI" w:cs="Segoe UI"/>
+          <w:color w:val="242424"/>
+          <w:sz w:val="23"/>
+          <w:szCs w:val="23"/>
+        </w:rPr>
+        <w:br/>
+      </w:r>
+      <w:r>
+        <w:rPr>
+          <w:rFonts w:ascii="Segoe UI" w:hAnsi="Segoe UI" w:cs="Segoe UI"/>
+          <w:color w:val="242424"/>
+          <w:sz w:val="23"/>
+          <w:szCs w:val="23"/>
+        </w:rPr>
         <w:lastRenderedPageBreak/>
         <w:br/>
       </w:r>
@@ -1195,184 +1368,6 @@
           <w:szCs w:val="23"/>
           <w:shd w:val="clear" w:color="auto" w:fill="FFFFFF"/>
         </w:rPr>
-        <w:t xml:space="preserve">Line 99: Here and elsewhere, when the author is referred to directly in the text, the name should be excluded </w:t>
-      </w:r>
-      <w:proofErr w:type="spellStart"/>
-      <w:r>
-        <w:rPr>
-          <w:rFonts w:ascii="Segoe UI" w:hAnsi="Segoe UI" w:cs="Segoe UI"/>
-          <w:color w:val="242424"/>
-          <w:sz w:val="23"/>
-          <w:szCs w:val="23"/>
-          <w:shd w:val="clear" w:color="auto" w:fill="FFFFFF"/>
-        </w:rPr>
-        <w:t>form</w:t>
-      </w:r>
-      <w:proofErr w:type="spellEnd"/>
-      <w:r>
-        <w:rPr>
-          <w:rFonts w:ascii="Segoe UI" w:hAnsi="Segoe UI" w:cs="Segoe UI"/>
-          <w:color w:val="242424"/>
-          <w:sz w:val="23"/>
-          <w:szCs w:val="23"/>
-          <w:shd w:val="clear" w:color="auto" w:fill="FFFFFF"/>
-        </w:rPr>
-        <w:t xml:space="preserve"> the citation, which is then only the year of the paper. Reference managers allow this format change.</w:t>
-      </w:r>
-      <w:r>
-        <w:rPr>
-          <w:rFonts w:ascii="Segoe UI" w:hAnsi="Segoe UI" w:cs="Segoe UI"/>
-          <w:color w:val="242424"/>
-          <w:sz w:val="23"/>
-          <w:szCs w:val="23"/>
-        </w:rPr>
-        <w:br/>
-      </w:r>
-      <w:r>
-        <w:rPr>
-          <w:rFonts w:ascii="Segoe UI" w:hAnsi="Segoe UI" w:cs="Segoe UI"/>
-          <w:color w:val="242424"/>
-          <w:sz w:val="23"/>
-          <w:szCs w:val="23"/>
-        </w:rPr>
-        <w:br/>
-      </w:r>
-      <w:r>
-        <w:rPr>
-          <w:rFonts w:ascii="Segoe UI" w:hAnsi="Segoe UI" w:cs="Segoe UI"/>
-          <w:color w:val="242424"/>
-          <w:sz w:val="23"/>
-          <w:szCs w:val="23"/>
-          <w:shd w:val="clear" w:color="auto" w:fill="FFFFFF"/>
-        </w:rPr>
-        <w:t xml:space="preserve">Line 143: Good to have a date for the </w:t>
-      </w:r>
-      <w:proofErr w:type="spellStart"/>
-      <w:r>
-        <w:rPr>
-          <w:rFonts w:ascii="Segoe UI" w:hAnsi="Segoe UI" w:cs="Segoe UI"/>
-          <w:color w:val="242424"/>
-          <w:sz w:val="23"/>
-          <w:szCs w:val="23"/>
-          <w:shd w:val="clear" w:color="auto" w:fill="FFFFFF"/>
-        </w:rPr>
-        <w:t>Cheddadi</w:t>
-      </w:r>
-      <w:proofErr w:type="spellEnd"/>
-      <w:r>
-        <w:rPr>
-          <w:rFonts w:ascii="Segoe UI" w:hAnsi="Segoe UI" w:cs="Segoe UI"/>
-          <w:color w:val="242424"/>
-          <w:sz w:val="23"/>
-          <w:szCs w:val="23"/>
-          <w:shd w:val="clear" w:color="auto" w:fill="FFFFFF"/>
-        </w:rPr>
-        <w:t xml:space="preserve"> reference here, even if it is in next sentence. Also, the data that they reference to infer the spatial extent noted here is from papers by Jolly et al. and Harrison et al., so probably good to be specific and attribute that to the original source, even if </w:t>
-      </w:r>
-      <w:proofErr w:type="spellStart"/>
-      <w:r>
-        <w:rPr>
-          <w:rFonts w:ascii="Segoe UI" w:hAnsi="Segoe UI" w:cs="Segoe UI"/>
-          <w:color w:val="242424"/>
-          <w:sz w:val="23"/>
-          <w:szCs w:val="23"/>
-          <w:shd w:val="clear" w:color="auto" w:fill="FFFFFF"/>
-        </w:rPr>
-        <w:t>Cheddadi</w:t>
-      </w:r>
-      <w:proofErr w:type="spellEnd"/>
-      <w:r>
-        <w:rPr>
-          <w:rFonts w:ascii="Segoe UI" w:hAnsi="Segoe UI" w:cs="Segoe UI"/>
-          <w:color w:val="242424"/>
-          <w:sz w:val="23"/>
-          <w:szCs w:val="23"/>
-          <w:shd w:val="clear" w:color="auto" w:fill="FFFFFF"/>
-        </w:rPr>
-        <w:t xml:space="preserve"> et al. use it. Indeed, that these papers are more than 25 years old does add an important grain of salt...</w:t>
-      </w:r>
-      <w:r>
-        <w:rPr>
-          <w:rFonts w:ascii="Segoe UI" w:hAnsi="Segoe UI" w:cs="Segoe UI"/>
-          <w:color w:val="242424"/>
-          <w:sz w:val="23"/>
-          <w:szCs w:val="23"/>
-        </w:rPr>
-        <w:br/>
-      </w:r>
-      <w:r>
-        <w:rPr>
-          <w:rFonts w:ascii="Segoe UI" w:hAnsi="Segoe UI" w:cs="Segoe UI"/>
-          <w:color w:val="242424"/>
-          <w:sz w:val="23"/>
-          <w:szCs w:val="23"/>
-        </w:rPr>
-        <w:br/>
-      </w:r>
-      <w:r>
-        <w:rPr>
-          <w:rFonts w:ascii="Segoe UI" w:hAnsi="Segoe UI" w:cs="Segoe UI"/>
-          <w:color w:val="242424"/>
-          <w:sz w:val="23"/>
-          <w:szCs w:val="23"/>
-          <w:shd w:val="clear" w:color="auto" w:fill="FFFFFF"/>
-        </w:rPr>
-        <w:t>SECTION 1.2: "Abruptness" strikes me as a slightly off way to describe a period. The onset or termination, rather, can be abrupt.</w:t>
-      </w:r>
-      <w:r>
-        <w:rPr>
-          <w:rFonts w:ascii="Segoe UI" w:hAnsi="Segoe UI" w:cs="Segoe UI"/>
-          <w:color w:val="242424"/>
-          <w:sz w:val="23"/>
-          <w:szCs w:val="23"/>
-        </w:rPr>
-        <w:br/>
-      </w:r>
-      <w:r>
-        <w:rPr>
-          <w:rFonts w:ascii="Segoe UI" w:hAnsi="Segoe UI" w:cs="Segoe UI"/>
-          <w:color w:val="242424"/>
-          <w:sz w:val="23"/>
-          <w:szCs w:val="23"/>
-        </w:rPr>
-        <w:br/>
-      </w:r>
-      <w:r>
-        <w:rPr>
-          <w:rFonts w:ascii="Segoe UI" w:hAnsi="Segoe UI" w:cs="Segoe UI"/>
-          <w:color w:val="242424"/>
-          <w:sz w:val="23"/>
-          <w:szCs w:val="23"/>
-          <w:shd w:val="clear" w:color="auto" w:fill="FFFFFF"/>
-        </w:rPr>
-        <w:t>Line 158: Is it known that these records represent "'Saharan' climate change"? They represent changes in parts of the Sahara, but considering the vast spatial extent of the Sahara, I would hesitate to say there was anything like a single record for "Saharan climate".</w:t>
-      </w:r>
-      <w:r>
-        <w:rPr>
-          <w:rFonts w:ascii="Segoe UI" w:hAnsi="Segoe UI" w:cs="Segoe UI"/>
-          <w:color w:val="242424"/>
-          <w:sz w:val="23"/>
-          <w:szCs w:val="23"/>
-        </w:rPr>
-        <w:br/>
-      </w:r>
-      <w:r>
-        <w:rPr>
-          <w:rFonts w:ascii="Segoe UI" w:hAnsi="Segoe UI" w:cs="Segoe UI"/>
-          <w:color w:val="242424"/>
-          <w:sz w:val="23"/>
-          <w:szCs w:val="23"/>
-        </w:rPr>
-        <w:br/>
-      </w:r>
-      <w:r>
-        <w:rPr>
-          <w:rFonts w:ascii="Segoe UI" w:hAnsi="Segoe UI" w:cs="Segoe UI"/>
-          <w:color w:val="242424"/>
-          <w:sz w:val="23"/>
-          <w:szCs w:val="23"/>
-          <w:shd w:val="clear" w:color="auto" w:fill="FFFFFF"/>
-        </w:rPr>
         <w:t>Line 182: Personal preference, but instead of "utilise" I would say "use". Same meaning, less a sense of putting on airs.</w:t>
       </w:r>
       <w:r>
@@ -1403,64 +1398,244 @@
         </w:rPr>
         <w:t>Line 186-191: This is one of the pillars of the study that I question. Essentially: 'modern precipitation records show steep, strongly horizontal gradients at the northern and southern boundaries of the Sahara, so we can assume it was always like this during the Holocene. Because it was always like this, we can group our data into latitudinal bins for analysis.'. I do not think this is a safe assumption, and I personally would not make it. It certainly "simplifies" the analysis, but I worry that important nuance may be missed. Particularly in the subtropics, there is significant zonal (longitudinal) variability engendered - in part - by the ascending and descending limbs of the low latitude anticyclones. This can be seen as a factor in the Saharan region when looking at the regional synthesis in the supplementary material of Shanahan et al., 2015, and, it seems, in the data you present (Figure 2). If it were me, I would add a zonal component to the analysis, for fear of oversimplification and potential misrepresentation. I think what you present has clear value, but perhaps not as much as it could have, and there is a real risk of overinterpretation, particularly as regards the strong statements made about the limit of influence of the westerlies and WAM.</w:t>
       </w:r>
-      <w:r>
-        <w:rPr>
-          <w:rFonts w:ascii="Segoe UI" w:hAnsi="Segoe UI" w:cs="Segoe UI"/>
-          <w:color w:val="242424"/>
-          <w:sz w:val="23"/>
-          <w:szCs w:val="23"/>
-        </w:rPr>
-        <w:br/>
-      </w:r>
-      <w:r>
-        <w:rPr>
-          <w:rFonts w:ascii="Segoe UI" w:hAnsi="Segoe UI" w:cs="Segoe UI"/>
-          <w:color w:val="242424"/>
-          <w:sz w:val="23"/>
-          <w:szCs w:val="23"/>
-        </w:rPr>
-        <w:br/>
-      </w:r>
-      <w:r>
-        <w:rPr>
-          <w:rFonts w:ascii="Segoe UI" w:hAnsi="Segoe UI" w:cs="Segoe UI"/>
-          <w:color w:val="242424"/>
-          <w:sz w:val="23"/>
-          <w:szCs w:val="23"/>
-          <w:shd w:val="clear" w:color="auto" w:fill="FFFFFF"/>
-        </w:rPr>
-        <w:t xml:space="preserve">Line ~232/Figure 2: It would be interesting to see this plotted differently, with individual maps for each 1ka </w:t>
-      </w:r>
-      <w:proofErr w:type="spellStart"/>
-      <w:r>
-        <w:rPr>
-          <w:rFonts w:ascii="Segoe UI" w:hAnsi="Segoe UI" w:cs="Segoe UI"/>
-          <w:color w:val="242424"/>
-          <w:sz w:val="23"/>
-          <w:szCs w:val="23"/>
-          <w:shd w:val="clear" w:color="auto" w:fill="FFFFFF"/>
-        </w:rPr>
-        <w:t>timeslice</w:t>
-      </w:r>
-      <w:proofErr w:type="spellEnd"/>
-      <w:r>
-        <w:rPr>
-          <w:rFonts w:ascii="Segoe UI" w:hAnsi="Segoe UI" w:cs="Segoe UI"/>
-          <w:color w:val="242424"/>
-          <w:sz w:val="23"/>
-          <w:szCs w:val="23"/>
-          <w:shd w:val="clear" w:color="auto" w:fill="FFFFFF"/>
-        </w:rPr>
-        <w:t xml:space="preserve"> showing where hydrological activity is recorded across the region. That certain catchments activate more often is interesting, but to see this across time would be value added.</w:t>
-      </w:r>
-      <w:r>
-        <w:rPr>
-          <w:rFonts w:ascii="Segoe UI" w:hAnsi="Segoe UI" w:cs="Segoe UI"/>
-          <w:color w:val="242424"/>
-          <w:sz w:val="23"/>
-          <w:szCs w:val="23"/>
-        </w:rPr>
-        <w:br/>
+    </w:p>
+    <w:p>
+      <w:pPr>
+        <w:rPr>
+          <w:rFonts w:ascii="Segoe UI" w:hAnsi="Segoe UI" w:cs="Segoe UI"/>
+          <w:color w:val="242424"/>
+          <w:sz w:val="23"/>
+          <w:szCs w:val="23"/>
+          <w:shd w:val="clear" w:color="auto" w:fill="FFFFFF"/>
+        </w:rPr>
+      </w:pPr>
+      <w:r>
+        <w:rPr>
+          <w:rFonts w:ascii="Segoe UI" w:hAnsi="Segoe UI" w:cs="Segoe UI"/>
+          <w:color w:val="215E99" w:themeColor="text2" w:themeTint="BF"/>
+          <w:sz w:val="23"/>
+          <w:szCs w:val="23"/>
+          <w:shd w:val="clear" w:color="auto" w:fill="FFFFFF"/>
+        </w:rPr>
+        <w:t>[AT]</w:t>
+      </w:r>
+      <w:r>
+        <w:rPr>
+          <w:rFonts w:ascii="Segoe UI" w:hAnsi="Segoe UI" w:cs="Segoe UI"/>
+          <w:color w:val="215E99" w:themeColor="text2" w:themeTint="BF"/>
+          <w:sz w:val="23"/>
+          <w:szCs w:val="23"/>
+          <w:shd w:val="clear" w:color="auto" w:fill="FFFFFF"/>
+        </w:rPr>
+        <w:t xml:space="preserve"> </w:t>
+      </w:r>
+      <w:r>
+        <w:rPr>
+          <w:rFonts w:ascii="Segoe UI" w:hAnsi="Segoe UI" w:cs="Segoe UI"/>
+          <w:color w:val="215E99" w:themeColor="text2" w:themeTint="BF"/>
+          <w:sz w:val="23"/>
+          <w:szCs w:val="23"/>
+          <w:shd w:val="clear" w:color="auto" w:fill="FFFFFF"/>
+        </w:rPr>
+        <w:t xml:space="preserve">In addition to my </w:t>
+      </w:r>
+      <w:r>
+        <w:rPr>
+          <w:rFonts w:ascii="Segoe UI" w:hAnsi="Segoe UI" w:cs="Segoe UI"/>
+          <w:color w:val="215E99" w:themeColor="text2" w:themeTint="BF"/>
+          <w:sz w:val="23"/>
+          <w:szCs w:val="23"/>
+          <w:shd w:val="clear" w:color="auto" w:fill="FFFFFF"/>
+        </w:rPr>
+        <w:t>Response 1</w:t>
+      </w:r>
+      <w:r>
+        <w:rPr>
+          <w:rFonts w:ascii="Segoe UI" w:hAnsi="Segoe UI" w:cs="Segoe UI"/>
+          <w:color w:val="215E99" w:themeColor="text2" w:themeTint="BF"/>
+          <w:sz w:val="23"/>
+          <w:szCs w:val="23"/>
+          <w:shd w:val="clear" w:color="auto" w:fill="FFFFFF"/>
+        </w:rPr>
+        <w:t xml:space="preserve"> above</w:t>
+      </w:r>
+      <w:r>
+        <w:rPr>
+          <w:rFonts w:ascii="Segoe UI" w:hAnsi="Segoe UI" w:cs="Segoe UI"/>
+          <w:color w:val="215E99" w:themeColor="text2" w:themeTint="BF"/>
+          <w:sz w:val="23"/>
+          <w:szCs w:val="23"/>
+          <w:shd w:val="clear" w:color="auto" w:fill="FFFFFF"/>
+        </w:rPr>
+        <w:t>, assuming model 1 wins, we can bolster the argument with clearer support from the modern data clines (see my latest plot on the github: worldclim/worldclim.pdf.</w:t>
+      </w:r>
+      <w:r>
+        <w:rPr>
+          <w:rFonts w:ascii="Segoe UI" w:hAnsi="Segoe UI" w:cs="Segoe UI"/>
+          <w:color w:val="242424"/>
+          <w:sz w:val="23"/>
+          <w:szCs w:val="23"/>
+        </w:rPr>
+        <w:br/>
+      </w:r>
+      <w:r>
+        <w:rPr>
+          <w:rFonts w:ascii="Segoe UI" w:hAnsi="Segoe UI" w:cs="Segoe UI"/>
+          <w:color w:val="242424"/>
+          <w:sz w:val="23"/>
+          <w:szCs w:val="23"/>
+        </w:rPr>
+        <w:br/>
+      </w:r>
+      <w:r>
+        <w:rPr>
+          <w:rFonts w:ascii="Segoe UI" w:hAnsi="Segoe UI" w:cs="Segoe UI"/>
+          <w:color w:val="242424"/>
+          <w:sz w:val="23"/>
+          <w:szCs w:val="23"/>
+          <w:shd w:val="clear" w:color="auto" w:fill="FFFFFF"/>
+        </w:rPr>
+        <w:t>Line ~232/Figure 2: It would be interesting to see this plotted differently, with individual maps for each 1ka timeslice showing where hydrological activity is recorded across the region. That certain catchments activate more often is interesting, but to see this across time would be value added.</w:t>
+      </w:r>
+    </w:p>
+    <w:p>
+      <w:pPr>
+        <w:rPr>
+          <w:rFonts w:ascii="Segoe UI" w:hAnsi="Segoe UI" w:cs="Segoe UI"/>
+          <w:color w:val="215E99" w:themeColor="text2" w:themeTint="BF"/>
+          <w:sz w:val="23"/>
+          <w:szCs w:val="23"/>
+          <w:shd w:val="clear" w:color="auto" w:fill="FFFFFF"/>
+        </w:rPr>
+      </w:pPr>
+      <w:r>
+        <w:rPr>
+          <w:rFonts w:ascii="Segoe UI" w:hAnsi="Segoe UI" w:cs="Segoe UI"/>
+          <w:color w:val="215E99" w:themeColor="text2" w:themeTint="BF"/>
+          <w:sz w:val="23"/>
+          <w:szCs w:val="23"/>
+          <w:shd w:val="clear" w:color="auto" w:fill="FFFFFF"/>
+        </w:rPr>
+        <w:t>[AT]</w:t>
+      </w:r>
+      <w:r>
+        <w:rPr>
+          <w:rFonts w:ascii="Segoe UI" w:hAnsi="Segoe UI" w:cs="Segoe UI"/>
+          <w:color w:val="215E99" w:themeColor="text2" w:themeTint="BF"/>
+          <w:sz w:val="23"/>
+          <w:szCs w:val="23"/>
+          <w:shd w:val="clear" w:color="auto" w:fill="FFFFFF"/>
+        </w:rPr>
+        <w:t xml:space="preserve"> </w:t>
+      </w:r>
+      <w:r>
+        <w:rPr>
+          <w:rFonts w:ascii="Segoe UI" w:hAnsi="Segoe UI" w:cs="Segoe UI"/>
+          <w:color w:val="215E99" w:themeColor="text2" w:themeTint="BF"/>
+          <w:sz w:val="23"/>
+          <w:szCs w:val="23"/>
+          <w:shd w:val="clear" w:color="auto" w:fill="FFFFFF"/>
+        </w:rPr>
+        <w:t>See my comment 3 above</w:t>
+      </w:r>
+    </w:p>
+    <w:p>
+      <w:pPr>
+        <w:rPr>
+          <w:rFonts w:ascii="Segoe UI" w:hAnsi="Segoe UI" w:cs="Segoe UI"/>
+          <w:color w:val="242424"/>
+          <w:sz w:val="23"/>
+          <w:szCs w:val="23"/>
+          <w:shd w:val="clear" w:color="auto" w:fill="FFFFFF"/>
+        </w:rPr>
+      </w:pPr>
+      <w:r>
+        <w:rPr>
+          <w:rFonts w:ascii="Segoe UI" w:hAnsi="Segoe UI" w:cs="Segoe UI"/>
+          <w:color w:val="242424"/>
+          <w:sz w:val="23"/>
+          <w:szCs w:val="23"/>
+        </w:rPr>
+        <w:br/>
+      </w:r>
+      <w:r>
+        <w:rPr>
+          <w:rFonts w:ascii="Segoe UI" w:hAnsi="Segoe UI" w:cs="Segoe UI"/>
+          <w:color w:val="242424"/>
+          <w:sz w:val="23"/>
+          <w:szCs w:val="23"/>
+          <w:shd w:val="clear" w:color="auto" w:fill="FFFFFF"/>
+        </w:rPr>
+        <w:t>Associated question: is there potential to use lake levels in combination with hydrological modelling to get quantitative estimates of P-PE? This has proved very useful in similar studies in southern Africa, and could help to get some critical numbers to pin down past precipitation estimates, in turn enabling more detailed ecological modelling (see Carr et al., 2023). Beyond the scope of this paper, obviously.</w:t>
+      </w:r>
+    </w:p>
+    <w:p>
+      <w:pPr>
+        <w:rPr>
+          <w:rFonts w:ascii="Segoe UI" w:hAnsi="Segoe UI" w:cs="Segoe UI"/>
+          <w:color w:val="215E99" w:themeColor="text2" w:themeTint="BF"/>
+          <w:sz w:val="23"/>
+          <w:szCs w:val="23"/>
+          <w:shd w:val="clear" w:color="auto" w:fill="FFFFFF"/>
+        </w:rPr>
+      </w:pPr>
+      <w:r>
+        <w:rPr>
+          <w:rFonts w:ascii="Segoe UI" w:hAnsi="Segoe UI" w:cs="Segoe UI"/>
+          <w:color w:val="215E99" w:themeColor="text2" w:themeTint="BF"/>
+          <w:sz w:val="23"/>
+          <w:szCs w:val="23"/>
+          <w:shd w:val="clear" w:color="auto" w:fill="FFFFFF"/>
+        </w:rPr>
+        <w:t>[AT]</w:t>
+      </w:r>
+      <w:r>
+        <w:rPr>
+          <w:rFonts w:ascii="Segoe UI" w:hAnsi="Segoe UI" w:cs="Segoe UI"/>
+          <w:color w:val="215E99" w:themeColor="text2" w:themeTint="BF"/>
+          <w:sz w:val="23"/>
+          <w:szCs w:val="23"/>
+          <w:shd w:val="clear" w:color="auto" w:fill="FFFFFF"/>
+        </w:rPr>
+        <w:t xml:space="preserve"> </w:t>
+      </w:r>
+      <w:r>
+        <w:rPr>
+          <w:rFonts w:ascii="Segoe UI" w:hAnsi="Segoe UI" w:cs="Segoe UI"/>
+          <w:color w:val="215E99" w:themeColor="text2" w:themeTint="BF"/>
+          <w:sz w:val="23"/>
+          <w:szCs w:val="23"/>
+          <w:shd w:val="clear" w:color="auto" w:fill="FFFFFF"/>
+        </w:rPr>
+        <w:t>I think this is too hard to easily do</w:t>
+      </w:r>
+      <w:r>
+        <w:rPr>
+          <w:rFonts w:ascii="Segoe UI" w:hAnsi="Segoe UI" w:cs="Segoe UI"/>
+          <w:color w:val="242424"/>
+          <w:sz w:val="23"/>
+          <w:szCs w:val="23"/>
+        </w:rPr>
+        <w:br/>
+      </w:r>
+      <w:r>
+        <w:rPr>
+          <w:rFonts w:ascii="Segoe UI" w:hAnsi="Segoe UI" w:cs="Segoe UI"/>
+          <w:color w:val="242424"/>
+          <w:sz w:val="23"/>
+          <w:szCs w:val="23"/>
+        </w:rPr>
+        <w:br/>
+      </w:r>
+      <w:r>
+        <w:rPr>
+          <w:rFonts w:ascii="Segoe UI" w:hAnsi="Segoe UI" w:cs="Segoe UI"/>
+          <w:color w:val="242424"/>
+          <w:sz w:val="23"/>
+          <w:szCs w:val="23"/>
+          <w:shd w:val="clear" w:color="auto" w:fill="FFFFFF"/>
+        </w:rPr>
+        <w:t xml:space="preserve">Lines 276-280: This kind of qualitative classification is not at all unreasonable, but I do wonder how the data can be refined and taken to other levels. You are probably familiar with the African fauna distribution dataset (Hempson et al., 2015), and I wonder what a pdf-based analysis of species niches might bring to the show. Additionally, it is possible </w:t>
       </w:r>
       <w:r>
         <w:rPr>
@@ -1471,57 +1646,7 @@
           <w:shd w:val="clear" w:color="auto" w:fill="FFFFFF"/>
         </w:rPr>
         <w:lastRenderedPageBreak/>
-        <w:t xml:space="preserve">Associated question: is there potential to use lake levels in combination with hydrological modelling to get quantitative estimates of P-PE? This has proved very useful in similar studies in southern </w:t>
-      </w:r>
-      <w:proofErr w:type="gramStart"/>
-      <w:r>
-        <w:rPr>
-          <w:rFonts w:ascii="Segoe UI" w:hAnsi="Segoe UI" w:cs="Segoe UI"/>
-          <w:color w:val="242424"/>
-          <w:sz w:val="23"/>
-          <w:szCs w:val="23"/>
-          <w:shd w:val="clear" w:color="auto" w:fill="FFFFFF"/>
-        </w:rPr>
-        <w:t>Africa, and</w:t>
-      </w:r>
-      <w:proofErr w:type="gramEnd"/>
-      <w:r>
-        <w:rPr>
-          <w:rFonts w:ascii="Segoe UI" w:hAnsi="Segoe UI" w:cs="Segoe UI"/>
-          <w:color w:val="242424"/>
-          <w:sz w:val="23"/>
-          <w:szCs w:val="23"/>
-          <w:shd w:val="clear" w:color="auto" w:fill="FFFFFF"/>
-        </w:rPr>
-        <w:t xml:space="preserve"> could help to get some critical numbers to pin down past precipitation estimates, in turn enabling more detailed ecological modelling (see Carr et al., 2023). Beyond the scope of this paper, obviously.</w:t>
-      </w:r>
-      <w:r>
-        <w:rPr>
-          <w:rFonts w:ascii="Segoe UI" w:hAnsi="Segoe UI" w:cs="Segoe UI"/>
-          <w:color w:val="242424"/>
-          <w:sz w:val="23"/>
-          <w:szCs w:val="23"/>
-        </w:rPr>
-        <w:br/>
-      </w:r>
-      <w:r>
-        <w:rPr>
-          <w:rFonts w:ascii="Segoe UI" w:hAnsi="Segoe UI" w:cs="Segoe UI"/>
-          <w:color w:val="242424"/>
-          <w:sz w:val="23"/>
-          <w:szCs w:val="23"/>
-        </w:rPr>
-        <w:br/>
-      </w:r>
-      <w:r>
-        <w:rPr>
-          <w:rFonts w:ascii="Segoe UI" w:hAnsi="Segoe UI" w:cs="Segoe UI"/>
-          <w:color w:val="242424"/>
-          <w:sz w:val="23"/>
-          <w:szCs w:val="23"/>
-          <w:shd w:val="clear" w:color="auto" w:fill="FFFFFF"/>
-        </w:rPr>
-        <w:t>Lines 276-280: This kind of qualitative classification is not at all unreasonable, but I do wonder how the data can be refined and taken to other levels. You are probably familiar with the African fauna distribution dataset (Hempson et al., 2015), and I wonder what a pdf-based analysis of species niches might bring to the show. Additionally, it is possible to use faunal assemblages from archaeological sites as means of comparison with extant populations to infer past ecology (applied again the Carr et al. study). This is not to suggest that it is a requirement for this paper, but just that I wondered if it might not be possible to pull more from the data you have compiled.</w:t>
+        <w:t>to use faunal assemblages from archaeological sites as means of comparison with extant populations to infer past ecology (applied again the Carr et al. study). This is not to suggest that it is a requirement for this paper, but just that I wondered if it might not be possible to pull more from the data you have compiled.</w:t>
       </w:r>
       <w:r>
         <w:rPr>
@@ -1568,214 +1693,100 @@
           <w:szCs w:val="23"/>
           <w:shd w:val="clear" w:color="auto" w:fill="FFFFFF"/>
         </w:rPr>
-        <w:t xml:space="preserve">It is probably worth considering that in a mosaic landscape, particularly a region with little direct rainfall but an active remotely sourced fluvial network, the co-occurrence of </w:t>
-      </w:r>
-      <w:proofErr w:type="spellStart"/>
-      <w:r>
-        <w:rPr>
-          <w:rFonts w:ascii="Segoe UI" w:hAnsi="Segoe UI" w:cs="Segoe UI"/>
-          <w:color w:val="242424"/>
-          <w:sz w:val="23"/>
-          <w:szCs w:val="23"/>
-          <w:shd w:val="clear" w:color="auto" w:fill="FFFFFF"/>
-        </w:rPr>
-        <w:t>xerococole</w:t>
-      </w:r>
-      <w:proofErr w:type="spellEnd"/>
-      <w:r>
-        <w:rPr>
-          <w:rFonts w:ascii="Segoe UI" w:hAnsi="Segoe UI" w:cs="Segoe UI"/>
-          <w:color w:val="242424"/>
-          <w:sz w:val="23"/>
-          <w:szCs w:val="23"/>
-          <w:shd w:val="clear" w:color="auto" w:fill="FFFFFF"/>
-        </w:rPr>
-        <w:t xml:space="preserve"> and water-dependent species in archaeological deposits is not at all uncommon.</w:t>
-      </w:r>
-      <w:r>
-        <w:rPr>
-          <w:rFonts w:ascii="Segoe UI" w:hAnsi="Segoe UI" w:cs="Segoe UI"/>
-          <w:color w:val="242424"/>
-          <w:sz w:val="23"/>
-          <w:szCs w:val="23"/>
-        </w:rPr>
-        <w:br/>
-      </w:r>
-      <w:r>
-        <w:rPr>
-          <w:rFonts w:ascii="Segoe UI" w:hAnsi="Segoe UI" w:cs="Segoe UI"/>
-          <w:color w:val="242424"/>
-          <w:sz w:val="23"/>
-          <w:szCs w:val="23"/>
-        </w:rPr>
-        <w:br/>
-      </w:r>
-      <w:r>
-        <w:rPr>
-          <w:rFonts w:ascii="Segoe UI" w:hAnsi="Segoe UI" w:cs="Segoe UI"/>
-          <w:color w:val="242424"/>
-          <w:sz w:val="23"/>
-          <w:szCs w:val="23"/>
-          <w:shd w:val="clear" w:color="auto" w:fill="FFFFFF"/>
-        </w:rPr>
-        <w:t xml:space="preserve">Figure 5: I like the figure, but it does make me think about using the hydrological data to make a series of </w:t>
-      </w:r>
-      <w:proofErr w:type="spellStart"/>
-      <w:r>
-        <w:rPr>
-          <w:rFonts w:ascii="Segoe UI" w:hAnsi="Segoe UI" w:cs="Segoe UI"/>
-          <w:color w:val="242424"/>
-          <w:sz w:val="23"/>
-          <w:szCs w:val="23"/>
-          <w:shd w:val="clear" w:color="auto" w:fill="FFFFFF"/>
-        </w:rPr>
-        <w:t>timeslice</w:t>
-      </w:r>
-      <w:proofErr w:type="spellEnd"/>
-      <w:r>
-        <w:rPr>
-          <w:rFonts w:ascii="Segoe UI" w:hAnsi="Segoe UI" w:cs="Segoe UI"/>
-          <w:color w:val="242424"/>
-          <w:sz w:val="23"/>
-          <w:szCs w:val="23"/>
-          <w:shd w:val="clear" w:color="auto" w:fill="FFFFFF"/>
-        </w:rPr>
-        <w:t xml:space="preserve"> maps as well, either as points or interpolated grids. It would bring in that zonal component that is currently lacking.</w:t>
-      </w:r>
-      <w:r>
-        <w:rPr>
-          <w:rFonts w:ascii="Segoe UI" w:hAnsi="Segoe UI" w:cs="Segoe UI"/>
-          <w:color w:val="242424"/>
-          <w:sz w:val="23"/>
-          <w:szCs w:val="23"/>
-        </w:rPr>
-        <w:br/>
-      </w:r>
-      <w:r>
-        <w:rPr>
-          <w:rFonts w:ascii="Segoe UI" w:hAnsi="Segoe UI" w:cs="Segoe UI"/>
-          <w:color w:val="242424"/>
-          <w:sz w:val="23"/>
-          <w:szCs w:val="23"/>
-          <w:shd w:val="clear" w:color="auto" w:fill="FFFFFF"/>
-        </w:rPr>
-        <w:t xml:space="preserve">I think this might be important because as currently depicted it </w:t>
-      </w:r>
-      <w:proofErr w:type="gramStart"/>
-      <w:r>
-        <w:rPr>
-          <w:rFonts w:ascii="Segoe UI" w:hAnsi="Segoe UI" w:cs="Segoe UI"/>
-          <w:color w:val="242424"/>
-          <w:sz w:val="23"/>
-          <w:szCs w:val="23"/>
-          <w:shd w:val="clear" w:color="auto" w:fill="FFFFFF"/>
-        </w:rPr>
-        <w:t>say</w:t>
-      </w:r>
-      <w:proofErr w:type="gramEnd"/>
-      <w:r>
-        <w:rPr>
-          <w:rFonts w:ascii="Segoe UI" w:hAnsi="Segoe UI" w:cs="Segoe UI"/>
-          <w:color w:val="242424"/>
-          <w:sz w:val="23"/>
-          <w:szCs w:val="23"/>
-          <w:shd w:val="clear" w:color="auto" w:fill="FFFFFF"/>
-        </w:rPr>
-        <w:t xml:space="preserve"> "This latitude was 'wet'/'dry' at this time". I think this glosses over an important aspect of the region and the nature of the records. A date taken from a point along a stream course or from a terminal lake does not mean it was wetter at that precise site. It means, as you note previously and in other papers, that more rain is falling (or had fallen, considering groundwater sources) somewhere upstream. This can be very remote indeed. The figure suggests that the whole of the Sahara between 21-22N was relatively </w:t>
-      </w:r>
-      <w:proofErr w:type="spellStart"/>
-      <w:r>
-        <w:rPr>
-          <w:rFonts w:ascii="Segoe UI" w:hAnsi="Segoe UI" w:cs="Segoe UI"/>
-          <w:color w:val="242424"/>
-          <w:sz w:val="23"/>
-          <w:szCs w:val="23"/>
-          <w:shd w:val="clear" w:color="auto" w:fill="FFFFFF"/>
-        </w:rPr>
-        <w:t>quite</w:t>
-      </w:r>
-      <w:proofErr w:type="spellEnd"/>
-      <w:r>
-        <w:rPr>
-          <w:rFonts w:ascii="Segoe UI" w:hAnsi="Segoe UI" w:cs="Segoe UI"/>
-          <w:color w:val="242424"/>
-          <w:sz w:val="23"/>
-          <w:szCs w:val="23"/>
-          <w:shd w:val="clear" w:color="auto" w:fill="FFFFFF"/>
-        </w:rPr>
-        <w:t xml:space="preserve"> wet from 7-10ka. I feel this lack an important degree of nuance regarding the nature of precipitation distribution across the </w:t>
-      </w:r>
-      <w:proofErr w:type="gramStart"/>
-      <w:r>
-        <w:rPr>
-          <w:rFonts w:ascii="Segoe UI" w:hAnsi="Segoe UI" w:cs="Segoe UI"/>
-          <w:color w:val="242424"/>
-          <w:sz w:val="23"/>
-          <w:szCs w:val="23"/>
-          <w:shd w:val="clear" w:color="auto" w:fill="FFFFFF"/>
-        </w:rPr>
-        <w:t>region, and</w:t>
-      </w:r>
-      <w:proofErr w:type="gramEnd"/>
-      <w:r>
-        <w:rPr>
-          <w:rFonts w:ascii="Segoe UI" w:hAnsi="Segoe UI" w:cs="Segoe UI"/>
-          <w:color w:val="242424"/>
-          <w:sz w:val="23"/>
-          <w:szCs w:val="23"/>
-          <w:shd w:val="clear" w:color="auto" w:fill="FFFFFF"/>
-        </w:rPr>
-        <w:t xml:space="preserve"> falls into some of the old traps regarding the spatial significance of evidence recovered from a given site.</w:t>
-      </w:r>
-      <w:r>
-        <w:rPr>
-          <w:rFonts w:ascii="Segoe UI" w:hAnsi="Segoe UI" w:cs="Segoe UI"/>
-          <w:color w:val="242424"/>
-          <w:sz w:val="23"/>
-          <w:szCs w:val="23"/>
-        </w:rPr>
-        <w:br/>
-      </w:r>
-      <w:r>
-        <w:rPr>
-          <w:rFonts w:ascii="Segoe UI" w:hAnsi="Segoe UI" w:cs="Segoe UI"/>
-          <w:color w:val="242424"/>
-          <w:sz w:val="23"/>
-          <w:szCs w:val="23"/>
-        </w:rPr>
-        <w:br/>
-      </w:r>
-      <w:r>
-        <w:rPr>
-          <w:rFonts w:ascii="Segoe UI" w:hAnsi="Segoe UI" w:cs="Segoe UI"/>
-          <w:color w:val="242424"/>
-          <w:sz w:val="23"/>
-          <w:szCs w:val="23"/>
-          <w:shd w:val="clear" w:color="auto" w:fill="FFFFFF"/>
-        </w:rPr>
-        <w:t xml:space="preserve">Line ~360: </w:t>
-      </w:r>
-      <w:proofErr w:type="gramStart"/>
-      <w:r>
-        <w:rPr>
-          <w:rFonts w:ascii="Segoe UI" w:hAnsi="Segoe UI" w:cs="Segoe UI"/>
-          <w:color w:val="242424"/>
-          <w:sz w:val="23"/>
-          <w:szCs w:val="23"/>
-          <w:shd w:val="clear" w:color="auto" w:fill="FFFFFF"/>
-        </w:rPr>
-        <w:t>Again</w:t>
-      </w:r>
-      <w:proofErr w:type="gramEnd"/>
-      <w:r>
-        <w:rPr>
-          <w:rFonts w:ascii="Segoe UI" w:hAnsi="Segoe UI" w:cs="Segoe UI"/>
-          <w:color w:val="242424"/>
-          <w:sz w:val="23"/>
-          <w:szCs w:val="23"/>
-          <w:shd w:val="clear" w:color="auto" w:fill="FFFFFF"/>
-        </w:rPr>
-        <w:t xml:space="preserve"> here I hesitate. You use the location of a hydrological 14C age to delimit the extent of atmospheric circulation and rain-bearing systems, saying 'Here is </w:t>
+        <w:t>It is probably worth considering that in a mosaic landscape, particularly a region with little direct rainfall but an active remotely sourced fluvial network, the co-occurrence of xerococole and water-dependent species in archaeological deposits is not at all uncommon.</w:t>
+      </w:r>
+      <w:r>
+        <w:rPr>
+          <w:rFonts w:ascii="Segoe UI" w:hAnsi="Segoe UI" w:cs="Segoe UI"/>
+          <w:color w:val="242424"/>
+          <w:sz w:val="23"/>
+          <w:szCs w:val="23"/>
+        </w:rPr>
+        <w:br/>
+      </w:r>
+      <w:r>
+        <w:rPr>
+          <w:rFonts w:ascii="Segoe UI" w:hAnsi="Segoe UI" w:cs="Segoe UI"/>
+          <w:color w:val="242424"/>
+          <w:sz w:val="23"/>
+          <w:szCs w:val="23"/>
+        </w:rPr>
+        <w:br/>
+      </w:r>
+      <w:r>
+        <w:rPr>
+          <w:rFonts w:ascii="Segoe UI" w:hAnsi="Segoe UI" w:cs="Segoe UI"/>
+          <w:color w:val="242424"/>
+          <w:sz w:val="23"/>
+          <w:szCs w:val="23"/>
+          <w:shd w:val="clear" w:color="auto" w:fill="FFFFFF"/>
+        </w:rPr>
+        <w:t>Figure 5: I like the figure, but it does make me think about using the hydrological data to make a series of timeslice maps as well, either as points or interpolated grids. It would bring in that zonal component that is currently lacking.</w:t>
+      </w:r>
+      <w:r>
+        <w:rPr>
+          <w:rFonts w:ascii="Segoe UI" w:hAnsi="Segoe UI" w:cs="Segoe UI"/>
+          <w:color w:val="242424"/>
+          <w:sz w:val="23"/>
+          <w:szCs w:val="23"/>
+        </w:rPr>
+        <w:br/>
+      </w:r>
+      <w:r>
+        <w:rPr>
+          <w:rFonts w:ascii="Segoe UI" w:hAnsi="Segoe UI" w:cs="Segoe UI"/>
+          <w:color w:val="242424"/>
+          <w:sz w:val="23"/>
+          <w:szCs w:val="23"/>
+          <w:shd w:val="clear" w:color="auto" w:fill="FFFFFF"/>
+        </w:rPr>
+        <w:t>I think this might be important because as currently depicted it say "This latitude was 'wet'/'dry' at this time". I think this glosses over an important aspect of the region and the nature of the records. A date taken from a point along a stream course or from a terminal lake does not mean it was wetter at that precise site. It means, as you note previously and in other papers, that more rain is falling (or had fallen, considering groundwater sources) somewhere upstream. This can be very remote indeed. The figure suggests that the whole of the Sahara between 21-22N was relatively quite wet from 7-10ka. I feel this lack an important degree of nuance regarding the nature of precipitation distribution across the region, and falls into some of the old traps regarding the spatial significance of evidence recovered from a given site.</w:t>
+      </w:r>
+      <w:r>
+        <w:rPr>
+          <w:rFonts w:ascii="Segoe UI" w:hAnsi="Segoe UI" w:cs="Segoe UI"/>
+          <w:color w:val="242424"/>
+          <w:sz w:val="23"/>
+          <w:szCs w:val="23"/>
+        </w:rPr>
+        <w:br/>
+      </w:r>
+      <w:r>
+        <w:rPr>
+          <w:rFonts w:ascii="Segoe UI" w:hAnsi="Segoe UI" w:cs="Segoe UI"/>
+          <w:color w:val="242424"/>
+          <w:sz w:val="23"/>
+          <w:szCs w:val="23"/>
+        </w:rPr>
+        <w:br/>
+      </w:r>
+      <w:r>
+        <w:rPr>
+          <w:rFonts w:ascii="Segoe UI" w:hAnsi="Segoe UI" w:cs="Segoe UI"/>
+          <w:color w:val="242424"/>
+          <w:sz w:val="23"/>
+          <w:szCs w:val="23"/>
+          <w:shd w:val="clear" w:color="auto" w:fill="FFFFFF"/>
+        </w:rPr>
+        <w:t>Line ~360: Again here I hesitate. You use the location of a hydrological 14C age to delimit the extent of atmospheric circulation and rain-bearing systems, saying 'Here is my radiocarbon sample. It rained here'. This is not consistent with the discussion around line 235 regarding the limitations of the data vis-à-vis catchments. It really seems like consideration of zonal variability would help refine your results and keep you from perhaps overstating your conclusions. Additionally, for this delimitation of the extent of influence of moisture-bearing systems, it would seem like one could only go to the proximal limit of the catchment associated with the 14C age. It does not seem like this was done. The Nile is an extreme example, but a similar dynamic likely plays out to a degree in many Saharan catchment; just because people, water borne deposits and water-dependent animal are found at Luxor, it doesn't mean it rains there.</w:t>
+      </w:r>
+      <w:r>
+        <w:rPr>
+          <w:rFonts w:ascii="Segoe UI" w:hAnsi="Segoe UI" w:cs="Segoe UI"/>
+          <w:color w:val="242424"/>
+          <w:sz w:val="23"/>
+          <w:szCs w:val="23"/>
+        </w:rPr>
+        <w:br/>
+      </w:r>
+      <w:r>
+        <w:rPr>
+          <w:rFonts w:ascii="Segoe UI" w:hAnsi="Segoe UI" w:cs="Segoe UI"/>
+          <w:color w:val="242424"/>
+          <w:sz w:val="23"/>
+          <w:szCs w:val="23"/>
+        </w:rPr>
+        <w:br/>
       </w:r>
       <w:r>
         <w:rPr>
@@ -1786,101 +1797,7 @@
           <w:shd w:val="clear" w:color="auto" w:fill="FFFFFF"/>
         </w:rPr>
         <w:lastRenderedPageBreak/>
-        <w:t xml:space="preserve">my radiocarbon sample. It rained here'. This is not consistent with the discussion around line 235 regarding the limitations of the data vis-à-vis catchments. It really seems like consideration of zonal variability would help refine your results and keep you from perhaps overstating your conclusions. Additionally, for this delimitation of the extent of influence of moisture-bearing systems, it would seem like one could only go to the proximal limit of the catchment associated with the 14C age. It does not seem like this was done. The Nile is an extreme example, but a similar dynamic likely plays out to a degree in many Saharan </w:t>
-      </w:r>
-      <w:proofErr w:type="gramStart"/>
-      <w:r>
-        <w:rPr>
-          <w:rFonts w:ascii="Segoe UI" w:hAnsi="Segoe UI" w:cs="Segoe UI"/>
-          <w:color w:val="242424"/>
-          <w:sz w:val="23"/>
-          <w:szCs w:val="23"/>
-          <w:shd w:val="clear" w:color="auto" w:fill="FFFFFF"/>
-        </w:rPr>
-        <w:t>catchment</w:t>
-      </w:r>
-      <w:proofErr w:type="gramEnd"/>
-      <w:r>
-        <w:rPr>
-          <w:rFonts w:ascii="Segoe UI" w:hAnsi="Segoe UI" w:cs="Segoe UI"/>
-          <w:color w:val="242424"/>
-          <w:sz w:val="23"/>
-          <w:szCs w:val="23"/>
-          <w:shd w:val="clear" w:color="auto" w:fill="FFFFFF"/>
-        </w:rPr>
-        <w:t>; just because people, water borne deposits and water-dependent animal are found at Luxor, it doesn't mean it rains there.</w:t>
-      </w:r>
-      <w:r>
-        <w:rPr>
-          <w:rFonts w:ascii="Segoe UI" w:hAnsi="Segoe UI" w:cs="Segoe UI"/>
-          <w:color w:val="242424"/>
-          <w:sz w:val="23"/>
-          <w:szCs w:val="23"/>
-        </w:rPr>
-        <w:br/>
-      </w:r>
-      <w:r>
-        <w:rPr>
-          <w:rFonts w:ascii="Segoe UI" w:hAnsi="Segoe UI" w:cs="Segoe UI"/>
-          <w:color w:val="242424"/>
-          <w:sz w:val="23"/>
-          <w:szCs w:val="23"/>
-        </w:rPr>
-        <w:br/>
-      </w:r>
-      <w:r>
-        <w:rPr>
-          <w:rFonts w:ascii="Segoe UI" w:hAnsi="Segoe UI" w:cs="Segoe UI"/>
-          <w:color w:val="242424"/>
-          <w:sz w:val="23"/>
-          <w:szCs w:val="23"/>
-          <w:shd w:val="clear" w:color="auto" w:fill="FFFFFF"/>
-        </w:rPr>
-        <w:t xml:space="preserve">Line 394-396: 'Dry Savanna instead of a tropical climate' doesn't make much sense. Firstly, savanna is a vegetation type, not a climate type (barring Koppen, where it is "tropical savanna climate"). About 50% of the tropics experience dry climates, and savanna vegetation is </w:t>
-      </w:r>
-      <w:proofErr w:type="gramStart"/>
-      <w:r>
-        <w:rPr>
-          <w:rFonts w:ascii="Segoe UI" w:hAnsi="Segoe UI" w:cs="Segoe UI"/>
-          <w:color w:val="242424"/>
-          <w:sz w:val="23"/>
-          <w:szCs w:val="23"/>
-          <w:shd w:val="clear" w:color="auto" w:fill="FFFFFF"/>
-        </w:rPr>
-        <w:t>most commonly found</w:t>
-      </w:r>
-      <w:proofErr w:type="gramEnd"/>
-      <w:r>
-        <w:rPr>
-          <w:rFonts w:ascii="Segoe UI" w:hAnsi="Segoe UI" w:cs="Segoe UI"/>
-          <w:color w:val="242424"/>
-          <w:sz w:val="23"/>
-          <w:szCs w:val="23"/>
-          <w:shd w:val="clear" w:color="auto" w:fill="FFFFFF"/>
-        </w:rPr>
-        <w:t xml:space="preserve"> in the tropics. Beyond that, I again worry about the extrapolation of </w:t>
-      </w:r>
-      <w:proofErr w:type="spellStart"/>
-      <w:r>
-        <w:rPr>
-          <w:rFonts w:ascii="Segoe UI" w:hAnsi="Segoe UI" w:cs="Segoe UI"/>
-          <w:color w:val="242424"/>
-          <w:sz w:val="23"/>
-          <w:szCs w:val="23"/>
-          <w:shd w:val="clear" w:color="auto" w:fill="FFFFFF"/>
-        </w:rPr>
-        <w:t>taphonomically</w:t>
-      </w:r>
-      <w:proofErr w:type="spellEnd"/>
-      <w:r>
-        <w:rPr>
-          <w:rFonts w:ascii="Segoe UI" w:hAnsi="Segoe UI" w:cs="Segoe UI"/>
-          <w:color w:val="242424"/>
-          <w:sz w:val="23"/>
-          <w:szCs w:val="23"/>
-          <w:shd w:val="clear" w:color="auto" w:fill="FFFFFF"/>
-        </w:rPr>
-        <w:t xml:space="preserve"> biased point data. In any case, references should be given here as well.</w:t>
+        <w:t>Line 394-396: 'Dry Savanna instead of a tropical climate' doesn't make much sense. Firstly, savanna is a vegetation type, not a climate type (barring Koppen, where it is "tropical savanna climate"). About 50% of the tropics experience dry climates, and savanna vegetation is most commonly found in the tropics. Beyond that, I again worry about the extrapolation of taphonomically biased point data. In any case, references should be given here as well.</w:t>
       </w:r>
       <w:r>
         <w:rPr>
@@ -1955,29 +1872,7 @@
           <w:szCs w:val="23"/>
           <w:shd w:val="clear" w:color="auto" w:fill="FFFFFF"/>
         </w:rPr>
-        <w:t xml:space="preserve">Carr, A.S., Chase, B.M., Birkinshaw, S.J., Holmes, P.J., </w:t>
-      </w:r>
-      <w:proofErr w:type="spellStart"/>
-      <w:r>
-        <w:rPr>
-          <w:rFonts w:ascii="Segoe UI" w:hAnsi="Segoe UI" w:cs="Segoe UI"/>
-          <w:color w:val="242424"/>
-          <w:sz w:val="23"/>
-          <w:szCs w:val="23"/>
-          <w:shd w:val="clear" w:color="auto" w:fill="FFFFFF"/>
-        </w:rPr>
-        <w:t>Rabumbulu</w:t>
-      </w:r>
-      <w:proofErr w:type="spellEnd"/>
-      <w:r>
-        <w:rPr>
-          <w:rFonts w:ascii="Segoe UI" w:hAnsi="Segoe UI" w:cs="Segoe UI"/>
-          <w:color w:val="242424"/>
-          <w:sz w:val="23"/>
-          <w:szCs w:val="23"/>
-          <w:shd w:val="clear" w:color="auto" w:fill="FFFFFF"/>
-        </w:rPr>
-        <w:t>, M., Stewart, B.A., 2023. Paleolakes and socioecological implications of last glacial "greening" of the South African interior. Proceedings of the National Academy of Sciences 120, e2221082120.</w:t>
+        <w:t>Carr, A.S., Chase, B.M., Birkinshaw, S.J., Holmes, P.J., Rabumbulu, M., Stewart, B.A., 2023. Paleolakes and socioecological implications of last glacial "greening" of the South African interior. Proceedings of the National Academy of Sciences 120, e2221082120.</w:t>
       </w:r>
       <w:r>
         <w:rPr>
@@ -2089,27 +1984,37 @@
           <w:sz w:val="23"/>
           <w:szCs w:val="23"/>
         </w:rPr>
+        <w:br/>
+      </w:r>
+      <w:r>
+        <w:rPr>
+          <w:rFonts w:ascii="Segoe UI" w:hAnsi="Segoe UI" w:cs="Segoe UI"/>
+          <w:color w:val="242424"/>
+          <w:sz w:val="23"/>
+          <w:szCs w:val="23"/>
+        </w:rPr>
+        <w:br/>
+      </w:r>
+      <w:r>
+        <w:rPr>
+          <w:rFonts w:ascii="Segoe UI" w:hAnsi="Segoe UI" w:cs="Segoe UI"/>
+          <w:color w:val="242424"/>
+          <w:sz w:val="23"/>
+          <w:szCs w:val="23"/>
+          <w:shd w:val="clear" w:color="auto" w:fill="FFFFFF"/>
+        </w:rPr>
+        <w:t xml:space="preserve">Reviewer #2: This manuscript presents an interesting and data-rich synthesis on Holocene hydroclimatic changes in North Africa, combining mapping, a 14C dating database, and a novel water dependence index based on fauna (WDI). This manuscript makes a hypothesis that the West African Monsoon (WAM) was significantly weakened north of ~22°N and did not extend beyond ~28°N, leaving a persistent belt of aridity separating the monsoon and westerly systems—potentially an important finding. If robust, this hypothesis will have significant implications for debates on the spatial extent of the African Humid Period (AHP), for climate model validation, and for the ecological </w:t>
+      </w:r>
+      <w:r>
+        <w:rPr>
+          <w:rFonts w:ascii="Segoe UI" w:hAnsi="Segoe UI" w:cs="Segoe UI"/>
+          <w:color w:val="242424"/>
+          <w:sz w:val="23"/>
+          <w:szCs w:val="23"/>
+          <w:shd w:val="clear" w:color="auto" w:fill="FFFFFF"/>
+        </w:rPr>
         <w:lastRenderedPageBreak/>
-        <w:br/>
-      </w:r>
-      <w:r>
-        <w:rPr>
-          <w:rFonts w:ascii="Segoe UI" w:hAnsi="Segoe UI" w:cs="Segoe UI"/>
-          <w:color w:val="242424"/>
-          <w:sz w:val="23"/>
-          <w:szCs w:val="23"/>
-        </w:rPr>
-        <w:br/>
-      </w:r>
-      <w:r>
-        <w:rPr>
-          <w:rFonts w:ascii="Segoe UI" w:hAnsi="Segoe UI" w:cs="Segoe UI"/>
-          <w:color w:val="242424"/>
-          <w:sz w:val="23"/>
-          <w:szCs w:val="23"/>
-          <w:shd w:val="clear" w:color="auto" w:fill="FFFFFF"/>
-        </w:rPr>
-        <w:t>Reviewer #2: This manuscript presents an interesting and data-rich synthesis on Holocene hydroclimatic changes in North Africa, combining mapping, a 14C dating database, and a novel water dependence index based on fauna (WDI). This manuscript makes a hypothesis that the West African Monsoon (WAM) was significantly weakened north of ~22°N and did not extend beyond ~28°N, leaving a persistent belt of aridity separating the monsoon and westerly systems—potentially an important finding. If robust, this hypothesis will have significant implications for debates on the spatial extent of the African Humid Period (AHP), for climate model validation, and for the ecological context of human dispersal in Africa. The manuscript's strengths lie in the scale of the assembled datasets, the integration of biological and hydrological proxies, and clear engagement with ongoing controversies in paleoclimate modeling. However, it seems to me that certain conceptual, methodological, and inferential issues currently weaken the authors' arguments. In my opinion, the assumptions concerning the latitudinal aggregation of proxies, the construction and application of the WDI, and the interpretation of absence-data require more rigorous justification. As it stands, I find this manuscript promising, but it requires major revision before it can be accepted in Global Planetary Change.</w:t>
+        <w:t>context of human dispersal in Africa. The manuscript's strengths lie in the scale of the assembled datasets, the integration of biological and hydrological proxies, and clear engagement with ongoing controversies in paleoclimate modeling. However, it seems to me that certain conceptual, methodological, and inferential issues currently weaken the authors' arguments. In my opinion, the assumptions concerning the latitudinal aggregation of proxies, the construction and application of the WDI, and the interpretation of absence-data require more rigorous justification. As it stands, I find this manuscript promising, but it requires major revision before it can be accepted in Global Planetary Change.</w:t>
       </w:r>
       <w:r>
         <w:rPr>
@@ -2166,29 +2071,7 @@
           <w:szCs w:val="23"/>
           <w:shd w:val="clear" w:color="auto" w:fill="FFFFFF"/>
         </w:rPr>
-        <w:t xml:space="preserve">A fundamental hypothesis of the article is that that "assume that at the broadest scale, there was similar wetness at any latitude, during the Holocene", allowing proxies to be aggregated by latitude. This is a strong and potentially problematic assumption, especially in a region characterized by pronounced longitudinal variability, orographic effects, groundwater-fed systems, and different sources of moisture. While analogy to the modern climate (Fig. S1) is invoked to justify this, Holocene boundary conditions were fundamentally different (insolation forcing, vegetation </w:t>
-      </w:r>
-      <w:proofErr w:type="gramStart"/>
-      <w:r>
-        <w:rPr>
-          <w:rFonts w:ascii="Segoe UI" w:hAnsi="Segoe UI" w:cs="Segoe UI"/>
-          <w:color w:val="242424"/>
-          <w:sz w:val="23"/>
-          <w:szCs w:val="23"/>
-          <w:shd w:val="clear" w:color="auto" w:fill="FFFFFF"/>
-        </w:rPr>
-        <w:t>feedbacks</w:t>
-      </w:r>
-      <w:proofErr w:type="gramEnd"/>
-      <w:r>
-        <w:rPr>
-          <w:rFonts w:ascii="Segoe UI" w:hAnsi="Segoe UI" w:cs="Segoe UI"/>
-          <w:color w:val="242424"/>
-          <w:sz w:val="23"/>
-          <w:szCs w:val="23"/>
-          <w:shd w:val="clear" w:color="auto" w:fill="FFFFFF"/>
-        </w:rPr>
-        <w:t>, dust loading). The manuscript could benefit from:</w:t>
+        <w:t>A fundamental hypothesis of the article is that that "assume that at the broadest scale, there was similar wetness at any latitude, during the Holocene", allowing proxies to be aggregated by latitude. This is a strong and potentially problematic assumption, especially in a region characterized by pronounced longitudinal variability, orographic effects, groundwater-fed systems, and different sources of moisture. While analogy to the modern climate (Fig. S1) is invoked to justify this, Holocene boundary conditions were fundamentally different (insolation forcing, vegetation feedbacks, dust loading). The manuscript could benefit from:</w:t>
       </w:r>
       <w:r>
         <w:rPr>
@@ -2283,70 +2166,102 @@
           <w:szCs w:val="23"/>
           <w:shd w:val="clear" w:color="auto" w:fill="FFFFFF"/>
         </w:rPr>
-        <w:t xml:space="preserve">Interpretation of </w:t>
-      </w:r>
-      <w:proofErr w:type="spellStart"/>
-      <w:r>
-        <w:rPr>
-          <w:rFonts w:ascii="Segoe UI" w:hAnsi="Segoe UI" w:cs="Segoe UI"/>
-          <w:color w:val="242424"/>
-          <w:sz w:val="23"/>
-          <w:szCs w:val="23"/>
-          <w:shd w:val="clear" w:color="auto" w:fill="FFFFFF"/>
-        </w:rPr>
-        <w:t>Paleohydrological</w:t>
-      </w:r>
-      <w:proofErr w:type="spellEnd"/>
-      <w:r>
-        <w:rPr>
-          <w:rFonts w:ascii="Segoe UI" w:hAnsi="Segoe UI" w:cs="Segoe UI"/>
-          <w:color w:val="242424"/>
-          <w:sz w:val="23"/>
-          <w:szCs w:val="23"/>
-          <w:shd w:val="clear" w:color="auto" w:fill="FFFFFF"/>
-        </w:rPr>
-        <w:t xml:space="preserve"> Basin Activation</w:t>
-      </w:r>
-      <w:r>
-        <w:rPr>
-          <w:rFonts w:ascii="Segoe UI" w:hAnsi="Segoe UI" w:cs="Segoe UI"/>
-          <w:color w:val="242424"/>
-          <w:sz w:val="23"/>
-          <w:szCs w:val="23"/>
-        </w:rPr>
-        <w:br/>
-      </w:r>
-      <w:r>
-        <w:rPr>
-          <w:rFonts w:ascii="Segoe UI" w:hAnsi="Segoe UI" w:cs="Segoe UI"/>
-          <w:color w:val="242424"/>
-          <w:sz w:val="23"/>
-          <w:szCs w:val="23"/>
-          <w:shd w:val="clear" w:color="auto" w:fill="FFFFFF"/>
-        </w:rPr>
-        <w:t xml:space="preserve">The </w:t>
-      </w:r>
-      <w:proofErr w:type="spellStart"/>
-      <w:r>
-        <w:rPr>
-          <w:rFonts w:ascii="Segoe UI" w:hAnsi="Segoe UI" w:cs="Segoe UI"/>
-          <w:color w:val="242424"/>
-          <w:sz w:val="23"/>
-          <w:szCs w:val="23"/>
-          <w:shd w:val="clear" w:color="auto" w:fill="FFFFFF"/>
-        </w:rPr>
-        <w:t>paleohydrological</w:t>
-      </w:r>
-      <w:proofErr w:type="spellEnd"/>
-      <w:r>
-        <w:rPr>
-          <w:rFonts w:ascii="Segoe UI" w:hAnsi="Segoe UI" w:cs="Segoe UI"/>
-          <w:color w:val="242424"/>
-          <w:sz w:val="23"/>
-          <w:szCs w:val="23"/>
-          <w:shd w:val="clear" w:color="auto" w:fill="FFFFFF"/>
-        </w:rPr>
-        <w:t xml:space="preserve"> analysis based on basins seems innovative, but the manuscript itself acknowledges substantial limitations concerning source attribution, endorheic basins, and accumulated effects. Despite these caveats, the results are then used as a relatively strong indicator of regional humidity. Two issues require further clarification:</w:t>
+        <w:t>Interpretation of Paleohydrological Basin Activation</w:t>
+      </w:r>
+      <w:r>
+        <w:rPr>
+          <w:rFonts w:ascii="Segoe UI" w:hAnsi="Segoe UI" w:cs="Segoe UI"/>
+          <w:color w:val="242424"/>
+          <w:sz w:val="23"/>
+          <w:szCs w:val="23"/>
+        </w:rPr>
+        <w:br/>
+      </w:r>
+      <w:r>
+        <w:rPr>
+          <w:rFonts w:ascii="Segoe UI" w:hAnsi="Segoe UI" w:cs="Segoe UI"/>
+          <w:color w:val="242424"/>
+          <w:sz w:val="23"/>
+          <w:szCs w:val="23"/>
+          <w:shd w:val="clear" w:color="auto" w:fill="FFFFFF"/>
+        </w:rPr>
+        <w:t>The paleohydrological analysis based on basins seems innovative, but the manuscript itself acknowledges substantial limitations concerning source attribution, endorheic basins, and accumulated effects. Despite these caveats, the results are then used as a relatively strong indicator of regional humidity. Two issues require further clarification:</w:t>
+      </w:r>
+      <w:r>
+        <w:rPr>
+          <w:rFonts w:ascii="Segoe UI" w:hAnsi="Segoe UI" w:cs="Segoe UI"/>
+          <w:color w:val="242424"/>
+          <w:sz w:val="23"/>
+          <w:szCs w:val="23"/>
+        </w:rPr>
+        <w:br/>
+      </w:r>
+      <w:r>
+        <w:rPr>
+          <w:rFonts w:ascii="Segoe UI" w:hAnsi="Segoe UI" w:cs="Segoe UI"/>
+          <w:color w:val="242424"/>
+          <w:sz w:val="23"/>
+          <w:szCs w:val="23"/>
+          <w:shd w:val="clear" w:color="auto" w:fill="FFFFFF"/>
+        </w:rPr>
+        <w:t>Groundwater vs. Precipitation: In several northern basins (e.g., Sebkha Mellala, Lake Yoa), groundwater-fed systems complicate interpretation. The manuscript discusses this in places, but the implications for the basin activation maps are not fully integrated into the analysis. I recommend explicitly distinguishing surface water availability related to precipitation from hydrological persistence related to groundwater, especially when inferring atmospheric circulation regimes.</w:t>
+      </w:r>
+      <w:r>
+        <w:rPr>
+          <w:rFonts w:ascii="Segoe UI" w:hAnsi="Segoe UI" w:cs="Segoe UI"/>
+          <w:color w:val="242424"/>
+          <w:sz w:val="23"/>
+          <w:szCs w:val="23"/>
+        </w:rPr>
+        <w:br/>
+      </w:r>
+      <w:r>
+        <w:rPr>
+          <w:rFonts w:ascii="Segoe UI" w:hAnsi="Segoe UI" w:cs="Segoe UI"/>
+          <w:color w:val="242424"/>
+          <w:sz w:val="23"/>
+          <w:szCs w:val="23"/>
+          <w:shd w:val="clear" w:color="auto" w:fill="FFFFFF"/>
+        </w:rPr>
+        <w:t>Construction and Validation of the Water Dependence Index (WDI)</w:t>
+      </w:r>
+      <w:r>
+        <w:rPr>
+          <w:rFonts w:ascii="Segoe UI" w:hAnsi="Segoe UI" w:cs="Segoe UI"/>
+          <w:color w:val="242424"/>
+          <w:sz w:val="23"/>
+          <w:szCs w:val="23"/>
+        </w:rPr>
+        <w:br/>
+      </w:r>
+      <w:r>
+        <w:rPr>
+          <w:rFonts w:ascii="Segoe UI" w:hAnsi="Segoe UI" w:cs="Segoe UI"/>
+          <w:color w:val="242424"/>
+          <w:sz w:val="23"/>
+          <w:szCs w:val="23"/>
+          <w:shd w:val="clear" w:color="auto" w:fill="FFFFFF"/>
+        </w:rPr>
+        <w:t>The WDI is a key contribution of this article, but its construction raises several questions:</w:t>
+      </w:r>
+      <w:r>
+        <w:rPr>
+          <w:rFonts w:ascii="Segoe UI" w:hAnsi="Segoe UI" w:cs="Segoe UI"/>
+          <w:color w:val="242424"/>
+          <w:sz w:val="23"/>
+          <w:szCs w:val="23"/>
+        </w:rPr>
+        <w:br/>
+      </w:r>
+      <w:r>
+        <w:rPr>
+          <w:rFonts w:ascii="Segoe UI" w:hAnsi="Segoe UI" w:cs="Segoe UI"/>
+          <w:color w:val="242424"/>
+          <w:sz w:val="23"/>
+          <w:szCs w:val="23"/>
+          <w:shd w:val="clear" w:color="auto" w:fill="FFFFFF"/>
+        </w:rPr>
+        <w:t>The assignment of animal taxa to discrete WDI categories seems partially subjective and is not sufficiently justified by references or quantitative physiological thresholds.</w:t>
       </w:r>
       <w:r>
         <w:rPr>
@@ -2366,104 +2281,6 @@
           <w:shd w:val="clear" w:color="auto" w:fill="FFFFFF"/>
         </w:rPr>
         <w:lastRenderedPageBreak/>
-        <w:t xml:space="preserve">Groundwater vs. Precipitation: In several northern basins (e.g., </w:t>
-      </w:r>
-      <w:proofErr w:type="spellStart"/>
-      <w:r>
-        <w:rPr>
-          <w:rFonts w:ascii="Segoe UI" w:hAnsi="Segoe UI" w:cs="Segoe UI"/>
-          <w:color w:val="242424"/>
-          <w:sz w:val="23"/>
-          <w:szCs w:val="23"/>
-          <w:shd w:val="clear" w:color="auto" w:fill="FFFFFF"/>
-        </w:rPr>
-        <w:t>Sebkha</w:t>
-      </w:r>
-      <w:proofErr w:type="spellEnd"/>
-      <w:r>
-        <w:rPr>
-          <w:rFonts w:ascii="Segoe UI" w:hAnsi="Segoe UI" w:cs="Segoe UI"/>
-          <w:color w:val="242424"/>
-          <w:sz w:val="23"/>
-          <w:szCs w:val="23"/>
-          <w:shd w:val="clear" w:color="auto" w:fill="FFFFFF"/>
-        </w:rPr>
-        <w:t xml:space="preserve"> Mellala, Lake Yoa), groundwater-fed systems complicate interpretation. The manuscript discusses this in places, but the implications for the basin activation maps are not fully integrated into the analysis. I recommend explicitly distinguishing surface water availability related to precipitation from hydrological persistence related to groundwater, especially when inferring atmospheric circulation regimes.</w:t>
-      </w:r>
-      <w:r>
-        <w:rPr>
-          <w:rFonts w:ascii="Segoe UI" w:hAnsi="Segoe UI" w:cs="Segoe UI"/>
-          <w:color w:val="242424"/>
-          <w:sz w:val="23"/>
-          <w:szCs w:val="23"/>
-        </w:rPr>
-        <w:br/>
-      </w:r>
-      <w:r>
-        <w:rPr>
-          <w:rFonts w:ascii="Segoe UI" w:hAnsi="Segoe UI" w:cs="Segoe UI"/>
-          <w:color w:val="242424"/>
-          <w:sz w:val="23"/>
-          <w:szCs w:val="23"/>
-          <w:shd w:val="clear" w:color="auto" w:fill="FFFFFF"/>
-        </w:rPr>
-        <w:t>Construction and Validation of the Water Dependence Index (WDI)</w:t>
-      </w:r>
-      <w:r>
-        <w:rPr>
-          <w:rFonts w:ascii="Segoe UI" w:hAnsi="Segoe UI" w:cs="Segoe UI"/>
-          <w:color w:val="242424"/>
-          <w:sz w:val="23"/>
-          <w:szCs w:val="23"/>
-        </w:rPr>
-        <w:br/>
-      </w:r>
-      <w:r>
-        <w:rPr>
-          <w:rFonts w:ascii="Segoe UI" w:hAnsi="Segoe UI" w:cs="Segoe UI"/>
-          <w:color w:val="242424"/>
-          <w:sz w:val="23"/>
-          <w:szCs w:val="23"/>
-          <w:shd w:val="clear" w:color="auto" w:fill="FFFFFF"/>
-        </w:rPr>
-        <w:t>The WDI is a key contribution of this article, but its construction raises several questions:</w:t>
-      </w:r>
-      <w:r>
-        <w:rPr>
-          <w:rFonts w:ascii="Segoe UI" w:hAnsi="Segoe UI" w:cs="Segoe UI"/>
-          <w:color w:val="242424"/>
-          <w:sz w:val="23"/>
-          <w:szCs w:val="23"/>
-        </w:rPr>
-        <w:br/>
-      </w:r>
-      <w:r>
-        <w:rPr>
-          <w:rFonts w:ascii="Segoe UI" w:hAnsi="Segoe UI" w:cs="Segoe UI"/>
-          <w:color w:val="242424"/>
-          <w:sz w:val="23"/>
-          <w:szCs w:val="23"/>
-          <w:shd w:val="clear" w:color="auto" w:fill="FFFFFF"/>
-        </w:rPr>
-        <w:t>The assignment of animal taxa to discrete WDI categories seems partially subjective and is not sufficiently justified by references or quantitative physiological thresholds.</w:t>
-      </w:r>
-      <w:r>
-        <w:rPr>
-          <w:rFonts w:ascii="Segoe UI" w:hAnsi="Segoe UI" w:cs="Segoe UI"/>
-          <w:color w:val="242424"/>
-          <w:sz w:val="23"/>
-          <w:szCs w:val="23"/>
-        </w:rPr>
-        <w:br/>
-      </w:r>
-      <w:r>
-        <w:rPr>
-          <w:rFonts w:ascii="Segoe UI" w:hAnsi="Segoe UI" w:cs="Segoe UI"/>
-          <w:color w:val="242424"/>
-          <w:sz w:val="23"/>
-          <w:szCs w:val="23"/>
-          <w:shd w:val="clear" w:color="auto" w:fill="FFFFFF"/>
-        </w:rPr>
         <w:t>It appears that only 85 of the 628 animal taxa were used. While this is understandable, readers would benefit from knowing the exclusion criteria and how this affects (or might affect) representativeness.</w:t>
       </w:r>
       <w:r>
@@ -2635,29 +2452,7 @@
           <w:szCs w:val="23"/>
           <w:shd w:val="clear" w:color="auto" w:fill="FFFFFF"/>
         </w:rPr>
-        <w:t xml:space="preserve">If I may, please consider moderating definitive formulations ("demonstrates," "clearly reveals") in </w:t>
-      </w:r>
-      <w:proofErr w:type="spellStart"/>
-      <w:r>
-        <w:rPr>
-          <w:rFonts w:ascii="Segoe UI" w:hAnsi="Segoe UI" w:cs="Segoe UI"/>
-          <w:color w:val="242424"/>
-          <w:sz w:val="23"/>
-          <w:szCs w:val="23"/>
-          <w:shd w:val="clear" w:color="auto" w:fill="FFFFFF"/>
-        </w:rPr>
-        <w:t>favor</w:t>
-      </w:r>
-      <w:proofErr w:type="spellEnd"/>
-      <w:r>
-        <w:rPr>
-          <w:rFonts w:ascii="Segoe UI" w:hAnsi="Segoe UI" w:cs="Segoe UI"/>
-          <w:color w:val="242424"/>
-          <w:sz w:val="23"/>
-          <w:szCs w:val="23"/>
-          <w:shd w:val="clear" w:color="auto" w:fill="FFFFFF"/>
-        </w:rPr>
-        <w:t xml:space="preserve"> of language more compatible with proxy uncertainty.</w:t>
+        <w:t>If I may, please consider moderating definitive formulations ("demonstrates," "clearly reveals") in favor of language more compatible with proxy uncertainty.</w:t>
       </w:r>
       <w:r>
         <w:rPr>
@@ -2716,7 +2511,35 @@
           <w:szCs w:val="23"/>
           <w:shd w:val="clear" w:color="auto" w:fill="FFFFFF"/>
         </w:rPr>
-        <w:t xml:space="preserve"> et al. presents a compilation of hydroclimate proxies to reconstruct the extent of the West Africa Monsoon (WAM) during the Holocene. Using a combination of methods, the study suggests that the WAM did not extent beyond </w:t>
+        <w:t> et al. presents a compilation of hydroclimate proxies to reconstruct the extent of the West Africa Monsoon (WAM) during the Holocene. Using a combination of methods, the study suggests that the WAM did not extent beyond 28°N during the Holocene. This finding generally agrees with pollen-based reconstructions but not with leaf-wax reconstructions, which suggest a further northward propagation of the WAM. Overall, the study is a nice addition to the hydroclimate reconstructions of the Holocene. Although I am not an expert in their hydroclimate reconstruction techniques, I think the study deserves publication after revision.</w:t>
+      </w:r>
+      <w:r>
+        <w:rPr>
+          <w:rFonts w:ascii="Segoe UI" w:hAnsi="Segoe UI" w:cs="Segoe UI"/>
+          <w:color w:val="242424"/>
+          <w:sz w:val="23"/>
+          <w:szCs w:val="23"/>
+        </w:rPr>
+        <w:br/>
+      </w:r>
+      <w:r>
+        <w:rPr>
+          <w:rFonts w:ascii="Segoe UI" w:hAnsi="Segoe UI" w:cs="Segoe UI"/>
+          <w:color w:val="242424"/>
+          <w:sz w:val="23"/>
+          <w:szCs w:val="23"/>
+        </w:rPr>
+        <w:br/>
+      </w:r>
+      <w:r>
+        <w:rPr>
+          <w:rFonts w:ascii="Segoe UI" w:hAnsi="Segoe UI" w:cs="Segoe UI"/>
+          <w:color w:val="242424"/>
+          <w:sz w:val="23"/>
+          <w:szCs w:val="23"/>
+          <w:shd w:val="clear" w:color="auto" w:fill="FFFFFF"/>
+        </w:rPr>
+        <w:t xml:space="preserve">It is a bit unclear to me what results are new and what are old. Please make it clear what aspects of this paper are new versus previously published results. Line 347 "…presented by Lezine et al. (2011) due to being based largely on the same dataset" surprised me a bit. The distinction is a bit more clear in the Discussion Section but should be mentioned </w:t>
       </w:r>
       <w:r>
         <w:rPr>
@@ -2727,57 +2550,7 @@
           <w:shd w:val="clear" w:color="auto" w:fill="FFFFFF"/>
         </w:rPr>
         <w:lastRenderedPageBreak/>
-        <w:t>28°N during the Holocene. This finding generally agrees with pollen-based reconstructions but not with leaf-wax reconstructions, which suggest a further northward propagation of the WAM. Overall, the study is a nice addition to the hydroclimate reconstructions of the Holocene. Although I am not an expert in their hydroclimate reconstruction techniques, I think the study deserves publication after revision.</w:t>
-      </w:r>
-      <w:r>
-        <w:rPr>
-          <w:rFonts w:ascii="Segoe UI" w:hAnsi="Segoe UI" w:cs="Segoe UI"/>
-          <w:color w:val="242424"/>
-          <w:sz w:val="23"/>
-          <w:szCs w:val="23"/>
-        </w:rPr>
-        <w:br/>
-      </w:r>
-      <w:r>
-        <w:rPr>
-          <w:rFonts w:ascii="Segoe UI" w:hAnsi="Segoe UI" w:cs="Segoe UI"/>
-          <w:color w:val="242424"/>
-          <w:sz w:val="23"/>
-          <w:szCs w:val="23"/>
-        </w:rPr>
-        <w:br/>
-      </w:r>
-      <w:r>
-        <w:rPr>
-          <w:rFonts w:ascii="Segoe UI" w:hAnsi="Segoe UI" w:cs="Segoe UI"/>
-          <w:color w:val="242424"/>
-          <w:sz w:val="23"/>
-          <w:szCs w:val="23"/>
-          <w:shd w:val="clear" w:color="auto" w:fill="FFFFFF"/>
-        </w:rPr>
-        <w:t xml:space="preserve">It is a bit unclear to me what results are new and what are old. Please make it clear what aspects of this paper are new versus previously published results. Line 347 "…presented by </w:t>
-      </w:r>
-      <w:proofErr w:type="spellStart"/>
-      <w:r>
-        <w:rPr>
-          <w:rFonts w:ascii="Segoe UI" w:hAnsi="Segoe UI" w:cs="Segoe UI"/>
-          <w:color w:val="242424"/>
-          <w:sz w:val="23"/>
-          <w:szCs w:val="23"/>
-          <w:shd w:val="clear" w:color="auto" w:fill="FFFFFF"/>
-        </w:rPr>
-        <w:t>Lezine</w:t>
-      </w:r>
-      <w:proofErr w:type="spellEnd"/>
-      <w:r>
-        <w:rPr>
-          <w:rFonts w:ascii="Segoe UI" w:hAnsi="Segoe UI" w:cs="Segoe UI"/>
-          <w:color w:val="242424"/>
-          <w:sz w:val="23"/>
-          <w:szCs w:val="23"/>
-          <w:shd w:val="clear" w:color="auto" w:fill="FFFFFF"/>
-        </w:rPr>
-        <w:t xml:space="preserve"> et al. (2011) due to being based largely on the same dataset" surprised me a bit. The distinction is a bit more clear in the Discussion Section but should be mentioned in the Methods Section as well.</w:t>
+        <w:t>in the Methods Section as well.</w:t>
       </w:r>
       <w:r>
         <w:rPr>
@@ -2945,136 +2718,92 @@
           <w:szCs w:val="23"/>
           <w:shd w:val="clear" w:color="auto" w:fill="FFFFFF"/>
         </w:rPr>
+        <w:t>References:</w:t>
+      </w:r>
+      <w:r>
+        <w:rPr>
+          <w:rFonts w:ascii="Segoe UI" w:hAnsi="Segoe UI" w:cs="Segoe UI"/>
+          <w:color w:val="242424"/>
+          <w:sz w:val="23"/>
+          <w:szCs w:val="23"/>
+        </w:rPr>
+        <w:br/>
+      </w:r>
+      <w:r>
+        <w:rPr>
+          <w:rFonts w:ascii="Segoe UI" w:hAnsi="Segoe UI" w:cs="Segoe UI"/>
+          <w:color w:val="242424"/>
+          <w:sz w:val="23"/>
+          <w:szCs w:val="23"/>
+        </w:rPr>
+        <w:br/>
+      </w:r>
+      <w:r>
+        <w:rPr>
+          <w:rFonts w:ascii="Segoe UI" w:hAnsi="Segoe UI" w:cs="Segoe UI"/>
+          <w:color w:val="242424"/>
+          <w:sz w:val="23"/>
+          <w:szCs w:val="23"/>
+          <w:shd w:val="clear" w:color="auto" w:fill="FFFFFF"/>
+        </w:rPr>
+        <w:t>Thompson, A. J., Tabor, C. R., Poulsen, C. J., &amp; Skinner, C. B. (2021). Water isotopic constraints on the enhancement of the mid-Holocene West African monsoon. Earth and Planetary Science Letters, 554, 116677.</w:t>
+      </w:r>
+      <w:r>
+        <w:rPr>
+          <w:rFonts w:ascii="Segoe UI" w:hAnsi="Segoe UI" w:cs="Segoe UI"/>
+          <w:color w:val="242424"/>
+          <w:sz w:val="23"/>
+          <w:szCs w:val="23"/>
+        </w:rPr>
+        <w:br/>
+      </w:r>
+      <w:r>
+        <w:rPr>
+          <w:rFonts w:ascii="Segoe UI" w:hAnsi="Segoe UI" w:cs="Segoe UI"/>
+          <w:color w:val="242424"/>
+          <w:sz w:val="23"/>
+          <w:szCs w:val="23"/>
+        </w:rPr>
+        <w:br/>
+      </w:r>
+      <w:r>
+        <w:rPr>
+          <w:rFonts w:ascii="Segoe UI" w:hAnsi="Segoe UI" w:cs="Segoe UI"/>
+          <w:color w:val="242424"/>
+          <w:sz w:val="23"/>
+          <w:szCs w:val="23"/>
+          <w:shd w:val="clear" w:color="auto" w:fill="FFFFFF"/>
+        </w:rPr>
+        <w:t>Tiwari, S., Pausata, F. S., LeGrande, A. N., Griffiths, M., Wainer, I., Beltrami, H., ... &amp; Richard Peltier, W. (2025). Mid-Holocene El Niño Southern Oscillation variability reduced by northern African vegetation changes in climate models. Communications Earth &amp; Environment, 6(1), 675.</w:t>
+      </w:r>
+      <w:r>
+        <w:rPr>
+          <w:rFonts w:ascii="Segoe UI" w:hAnsi="Segoe UI" w:cs="Segoe UI"/>
+          <w:color w:val="242424"/>
+          <w:sz w:val="23"/>
+          <w:szCs w:val="23"/>
+        </w:rPr>
+        <w:br/>
+      </w:r>
+      <w:r>
+        <w:rPr>
+          <w:rFonts w:ascii="Segoe UI" w:hAnsi="Segoe UI" w:cs="Segoe UI"/>
+          <w:color w:val="242424"/>
+          <w:sz w:val="23"/>
+          <w:szCs w:val="23"/>
+        </w:rPr>
         <w:lastRenderedPageBreak/>
-        <w:t>References:</w:t>
-      </w:r>
-      <w:r>
-        <w:rPr>
-          <w:rFonts w:ascii="Segoe UI" w:hAnsi="Segoe UI" w:cs="Segoe UI"/>
-          <w:color w:val="242424"/>
-          <w:sz w:val="23"/>
-          <w:szCs w:val="23"/>
-        </w:rPr>
-        <w:br/>
-      </w:r>
-      <w:r>
-        <w:rPr>
-          <w:rFonts w:ascii="Segoe UI" w:hAnsi="Segoe UI" w:cs="Segoe UI"/>
-          <w:color w:val="242424"/>
-          <w:sz w:val="23"/>
-          <w:szCs w:val="23"/>
-        </w:rPr>
-        <w:br/>
-      </w:r>
-      <w:r>
-        <w:rPr>
-          <w:rFonts w:ascii="Segoe UI" w:hAnsi="Segoe UI" w:cs="Segoe UI"/>
-          <w:color w:val="242424"/>
-          <w:sz w:val="23"/>
-          <w:szCs w:val="23"/>
-          <w:shd w:val="clear" w:color="auto" w:fill="FFFFFF"/>
-        </w:rPr>
-        <w:t>Thompson, A. J., Tabor, C. R., Poulsen, C. J., &amp; Skinner, C. B. (2021). Water isotopic constraints on the enhancement of the mid-Holocene West African monsoon. Earth and Planetary Science Letters, 554, 116677.</w:t>
-      </w:r>
-      <w:r>
-        <w:rPr>
-          <w:rFonts w:ascii="Segoe UI" w:hAnsi="Segoe UI" w:cs="Segoe UI"/>
-          <w:color w:val="242424"/>
-          <w:sz w:val="23"/>
-          <w:szCs w:val="23"/>
-        </w:rPr>
-        <w:br/>
-      </w:r>
-      <w:r>
-        <w:rPr>
-          <w:rFonts w:ascii="Segoe UI" w:hAnsi="Segoe UI" w:cs="Segoe UI"/>
-          <w:color w:val="242424"/>
-          <w:sz w:val="23"/>
-          <w:szCs w:val="23"/>
-        </w:rPr>
-        <w:br/>
-      </w:r>
-      <w:r>
-        <w:rPr>
-          <w:rFonts w:ascii="Segoe UI" w:hAnsi="Segoe UI" w:cs="Segoe UI"/>
-          <w:color w:val="242424"/>
-          <w:sz w:val="23"/>
-          <w:szCs w:val="23"/>
-          <w:shd w:val="clear" w:color="auto" w:fill="FFFFFF"/>
-        </w:rPr>
-        <w:t xml:space="preserve">Tiwari, S., </w:t>
-      </w:r>
-      <w:proofErr w:type="spellStart"/>
-      <w:r>
-        <w:rPr>
-          <w:rFonts w:ascii="Segoe UI" w:hAnsi="Segoe UI" w:cs="Segoe UI"/>
-          <w:color w:val="242424"/>
-          <w:sz w:val="23"/>
-          <w:szCs w:val="23"/>
-          <w:shd w:val="clear" w:color="auto" w:fill="FFFFFF"/>
-        </w:rPr>
-        <w:t>Pausata</w:t>
-      </w:r>
-      <w:proofErr w:type="spellEnd"/>
-      <w:r>
-        <w:rPr>
-          <w:rFonts w:ascii="Segoe UI" w:hAnsi="Segoe UI" w:cs="Segoe UI"/>
-          <w:color w:val="242424"/>
-          <w:sz w:val="23"/>
-          <w:szCs w:val="23"/>
-          <w:shd w:val="clear" w:color="auto" w:fill="FFFFFF"/>
-        </w:rPr>
-        <w:t>, F. S., LeGrande, A. N., Griffiths, M., Wainer, I., Beltrami, H., ... &amp; Richard Peltier, W. (2025). Mid-Holocene El Niño Southern Oscillation variability reduced by northern African vegetation changes in climate models. Communications Earth &amp; Environment, 6(1), 675.</w:t>
-      </w:r>
-      <w:r>
-        <w:rPr>
-          <w:rFonts w:ascii="Segoe UI" w:hAnsi="Segoe UI" w:cs="Segoe UI"/>
-          <w:color w:val="242424"/>
-          <w:sz w:val="23"/>
-          <w:szCs w:val="23"/>
-        </w:rPr>
-        <w:br/>
-      </w:r>
-      <w:r>
-        <w:rPr>
-          <w:rFonts w:ascii="Segoe UI" w:hAnsi="Segoe UI" w:cs="Segoe UI"/>
-          <w:color w:val="242424"/>
-          <w:sz w:val="23"/>
-          <w:szCs w:val="23"/>
-        </w:rPr>
-        <w:br/>
-      </w:r>
-      <w:r>
-        <w:rPr>
-          <w:rFonts w:ascii="Segoe UI" w:hAnsi="Segoe UI" w:cs="Segoe UI"/>
-          <w:color w:val="242424"/>
-          <w:sz w:val="23"/>
-          <w:szCs w:val="23"/>
-          <w:shd w:val="clear" w:color="auto" w:fill="FFFFFF"/>
-        </w:rPr>
-        <w:t xml:space="preserve">Tiwari, S., Ramos, R., </w:t>
-      </w:r>
-      <w:proofErr w:type="spellStart"/>
-      <w:r>
-        <w:rPr>
-          <w:rFonts w:ascii="Segoe UI" w:hAnsi="Segoe UI" w:cs="Segoe UI"/>
-          <w:color w:val="242424"/>
-          <w:sz w:val="23"/>
-          <w:szCs w:val="23"/>
-          <w:shd w:val="clear" w:color="auto" w:fill="FFFFFF"/>
-        </w:rPr>
-        <w:t>Pausata</w:t>
-      </w:r>
-      <w:proofErr w:type="spellEnd"/>
-      <w:r>
-        <w:rPr>
-          <w:rFonts w:ascii="Segoe UI" w:hAnsi="Segoe UI" w:cs="Segoe UI"/>
-          <w:color w:val="242424"/>
-          <w:sz w:val="23"/>
-          <w:szCs w:val="23"/>
-          <w:shd w:val="clear" w:color="auto" w:fill="FFFFFF"/>
-        </w:rPr>
-        <w:t>, F., LeGrande, A., Griffiths, M., Beltrami, H., ... &amp; Tabor, C. (2023). On the Remote Impacts of Mid‐Holocene Saharan Vegetation on South American Hydroclimate: A Modeling Intercomparison. Geophysical Research Letters, 50(12), e2022GL101974.</w:t>
+        <w:br/>
+      </w:r>
+      <w:r>
+        <w:rPr>
+          <w:rFonts w:ascii="Segoe UI" w:hAnsi="Segoe UI" w:cs="Segoe UI"/>
+          <w:color w:val="242424"/>
+          <w:sz w:val="23"/>
+          <w:szCs w:val="23"/>
+          <w:shd w:val="clear" w:color="auto" w:fill="FFFFFF"/>
+        </w:rPr>
+        <w:t>Tiwari, S., Ramos, R., Pausata, F., LeGrande, A., Griffiths, M., Beltrami, H., ... &amp; Tabor, C. (2023). On the Remote Impacts of Mid‐Holocene Saharan Vegetation on South American Hydroclimate: A Modeling Intercomparison. Geophysical Research Letters, 50(12), e2022GL101974.</w:t>
       </w:r>
     </w:p>
     <w:sectPr>
